--- a/ЛР5_Аудит_безопасности/ЛР5_Паневина.docx
+++ b/ЛР5_Аудит_безопасности/ЛР5_Паневина.docx
@@ -227,7 +227,7 @@
           <w:szCs w:val="28"/>
           <w:shd w:fill="auto" w:val="clear"/>
         </w:rPr>
-        <w:t xml:space="preserve">по лабораторной </w:t>
+        <w:t xml:space="preserve">по лабораторной работе № 5</w:t>
       </w:r>
       <w:r>
         <w:rPr>
@@ -238,7 +238,7 @@
           <w:szCs w:val="28"/>
           <w:shd w:fill="auto" w:val="clear"/>
         </w:rPr>
-        <w:t>работе</w:t>
+        <w:t/>
       </w:r>
       <w:r>
         <w:rPr>
@@ -249,7 +249,7 @@
           <w:szCs w:val="28"/>
           <w:shd w:fill="auto" w:val="clear"/>
         </w:rPr>
-        <w:t xml:space="preserve"> </w:t>
+        <w:t xml:space="preserve"/>
       </w:r>
       <w:r>
         <w:rPr>
@@ -259,7 +259,7 @@
           <w:sz w:val="28"/>
           <w:szCs w:val="28"/>
         </w:rPr>
-        <w:t xml:space="preserve">№ </w:t>
+        <w:t xml:space="preserve"/>
       </w:r>
       <w:r>
         <w:rPr>
@@ -269,7 +269,7 @@
           <w:sz w:val="28"/>
           <w:szCs w:val="28"/>
         </w:rPr>
-        <w:t>4</w:t>
+        <w:t/>
       </w:r>
     </w:p>
     <w:p>
@@ -1035,6 +1035,7 @@
           <w:rFonts w:eastAsia="Symbol" w:cs="Symbol" w:ascii="Symbol" w:hAnsi="Symbol"/>
           <w:lang w:val="ru-RU"/>
         </w:rPr>
+        <w:sym w:font="Symbol" w:char="f02d"/>
       </w:r>
       <w:r>
         <w:rPr>
@@ -1064,6 +1065,7 @@
           <w:rFonts w:eastAsia="Symbol" w:cs="Symbol" w:ascii="Symbol" w:hAnsi="Symbol"/>
           <w:lang w:val="ru-RU"/>
         </w:rPr>
+        <w:sym w:font="Symbol" w:char="f02d"/>
       </w:r>
       <w:r>
         <w:rPr>
@@ -1709,6 +1711,7 @@
           <w:rFonts w:eastAsia="Symbol" w:cs="Symbol" w:ascii="Symbol" w:hAnsi="Symbol"/>
           <w:lang w:val="ru-RU"/>
         </w:rPr>
+        <w:sym w:font="Symbol" w:char="f02d"/>
       </w:r>
       <w:r>
         <w:rPr>
@@ -2824,6 +2827,7 @@
           <w:rFonts w:eastAsia="Symbol" w:cs="Symbol" w:ascii="Symbol" w:hAnsi="Symbol"/>
           <w:lang w:val="ru-RU"/>
         </w:rPr>
+        <w:sym w:font="Symbol" w:char="f02d"/>
       </w:r>
       <w:r>
         <w:rPr>
@@ -2866,6 +2870,7 @@
           <w:rFonts w:eastAsia="Symbol" w:cs="Symbol" w:ascii="Symbol" w:hAnsi="Symbol"/>
           <w:lang w:val="ru-RU"/>
         </w:rPr>
+        <w:sym w:font="Symbol" w:char="f02d"/>
       </w:r>
       <w:r>
         <w:rPr>
@@ -2895,6 +2900,7 @@
           <w:rFonts w:eastAsia="Symbol" w:cs="Symbol" w:ascii="Symbol" w:hAnsi="Symbol"/>
           <w:lang w:val="ru-RU"/>
         </w:rPr>
+        <w:sym w:font="Symbol" w:char="f02d"/>
       </w:r>
       <w:r>
         <w:rPr>
@@ -3602,6 +3608,7 @@
           <w:rFonts w:eastAsia="Symbol" w:cs="Symbol" w:ascii="Symbol" w:hAnsi="Symbol"/>
           <w:lang w:val="ru-RU"/>
         </w:rPr>
+        <w:sym w:font="Symbol" w:char="f02d"/>
       </w:r>
       <w:r>
         <w:rPr>
@@ -4054,6 +4061,7 @@
           <w:rFonts w:eastAsia="Symbol" w:cs="Symbol" w:ascii="Symbol" w:hAnsi="Symbol"/>
           <w:lang w:val="ru-RU"/>
         </w:rPr>
+        <w:sym w:font="Symbol" w:char="f02d"/>
       </w:r>
       <w:r>
         <w:rPr>
@@ -4083,6 +4091,7 @@
           <w:rFonts w:eastAsia="Symbol" w:cs="Symbol" w:ascii="Symbol" w:hAnsi="Symbol"/>
           <w:lang w:val="ru-RU"/>
         </w:rPr>
+        <w:sym w:font="Symbol" w:char="f02d"/>
       </w:r>
       <w:r>
         <w:rPr>
@@ -4747,7 +4756,9 @@
           <w:lang w:val="ru-RU"/>
         </w:rPr>
       </w:r>
-      <w:r/>
+      <w:r>
+        <w:br w:type="page"/>
+      </w:r>
     </w:p>
     <w:p>
       <w:pPr>
@@ -4820,6 +4831,7 @@
           <w:rFonts w:eastAsia="Symbol" w:cs="Symbol" w:ascii="Symbol" w:hAnsi="Symbol"/>
           <w:lang w:val="ru-RU"/>
         </w:rPr>
+        <w:sym w:font="Symbol" w:char="f02d"/>
       </w:r>
       <w:r>
         <w:rPr>
@@ -5137,6 +5149,7 @@
           <w:rFonts w:eastAsia="Symbol" w:cs="Symbol" w:ascii="Symbol" w:hAnsi="Symbol"/>
           <w:lang w:val="ru-RU"/>
         </w:rPr>
+        <w:sym w:font="Symbol" w:char="f02d"/>
       </w:r>
       <w:r>
         <w:rPr>
@@ -5210,6 +5223,7 @@
           <w:rFonts w:eastAsia="Symbol" w:cs="Symbol" w:ascii="Symbol" w:hAnsi="Symbol"/>
           <w:lang w:val="ru-RU"/>
         </w:rPr>
+        <w:sym w:font="Symbol" w:char="f02d"/>
       </w:r>
       <w:r>
         <w:rPr>
@@ -6628,6 +6642,7 @@
           <w:rFonts w:eastAsia="Symbol" w:cs="Symbol" w:ascii="Symbol" w:hAnsi="Symbol"/>
           <w:lang w:val="ru-RU"/>
         </w:rPr>
+        <w:sym w:font="Symbol" w:char="f02d"/>
       </w:r>
       <w:r>
         <w:rPr>
@@ -7729,7 +7744,9 @@
           <w:lang w:val="ru-RU"/>
         </w:rPr>
       </w:r>
-      <w:r/>
+      <w:r>
+        <w:br w:type="page"/>
+      </w:r>
     </w:p>
     <w:p>
       <w:pPr>
@@ -8050,7 +8067,54 @@
           <w:lang w:val="ru-RU"/>
         </w:rPr>
       </w:pPr>
-      <w:r/>
+      <w:r>
+        <w:drawing>
+          <wp:anchor distT="0" distB="0" distL="0" distR="0" simplePos="0" relativeHeight="2" behindDoc="0" locked="0" layoutInCell="0" allowOverlap="1">
+            <wp:simplePos x="0" y="0"/>
+            <wp:positionH relativeFrom="column">
+              <wp:align>center</wp:align>
+            </wp:positionH>
+            <wp:positionV relativeFrom="paragraph">
+              <wp:posOffset>635</wp:posOffset>
+            </wp:positionV>
+            <wp:extent cx="6692265" cy="2114550"/>
+            <wp:effectExtent l="0" t="0" r="0" b="0"/>
+            <wp:wrapSquare wrapText="largest"/>
+            <wp:docPr id="1" name="Изображение1"/>
+            <wp:cNvGraphicFramePr>
+              <a:graphicFrameLocks xmlns:a="http://schemas.openxmlformats.org/drawingml/2006/main" noChangeAspect="1"/>
+            </wp:cNvGraphicFramePr>
+            <a:graphic xmlns:a="http://schemas.openxmlformats.org/drawingml/2006/main">
+              <a:graphicData uri="http://schemas.openxmlformats.org/drawingml/2006/picture">
+                <pic:pic xmlns:pic="http://schemas.openxmlformats.org/drawingml/2006/picture">
+                  <pic:nvPicPr>
+                    <pic:cNvPr id="1" name="Изображение1"/>
+                    <pic:cNvPicPr>
+                      <a:picLocks noChangeAspect="1" noChangeArrowheads="1"/>
+                    </pic:cNvPicPr>
+                  </pic:nvPicPr>
+                  <pic:blipFill>
+                    <a:blip r:embed="rId2"/>
+                    <a:stretch>
+                      <a:fillRect/>
+                    </a:stretch>
+                  </pic:blipFill>
+                  <pic:spPr bwMode="auto">
+                    <a:xfrm>
+                      <a:off x="0" y="0"/>
+                      <a:ext cx="6692265" cy="2114550"/>
+                    </a:xfrm>
+                    <a:prstGeom prst="rect">
+                      <a:avLst/>
+                    </a:prstGeom>
+                    <a:noFill/>
+                  </pic:spPr>
+                </pic:pic>
+              </a:graphicData>
+            </a:graphic>
+          </wp:anchor>
+        </w:drawing>
+      </w:r>
       <w:r>
         <w:rPr>
           <w:lang w:val="ru-RU"/>
@@ -8067,7 +8131,54 @@
           <w:lang w:val="ru-RU"/>
         </w:rPr>
       </w:pPr>
-      <w:r/>
+      <w:r>
+        <w:drawing>
+          <wp:anchor distT="0" distB="0" distL="0" distR="0" simplePos="0" relativeHeight="3" behindDoc="0" locked="0" layoutInCell="0" allowOverlap="1">
+            <wp:simplePos x="0" y="0"/>
+            <wp:positionH relativeFrom="column">
+              <wp:align>center</wp:align>
+            </wp:positionH>
+            <wp:positionV relativeFrom="paragraph">
+              <wp:posOffset>635</wp:posOffset>
+            </wp:positionV>
+            <wp:extent cx="6692265" cy="2607310"/>
+            <wp:effectExtent l="0" t="0" r="0" b="0"/>
+            <wp:wrapSquare wrapText="largest"/>
+            <wp:docPr id="2" name="Изображение2"/>
+            <wp:cNvGraphicFramePr>
+              <a:graphicFrameLocks xmlns:a="http://schemas.openxmlformats.org/drawingml/2006/main" noChangeAspect="1"/>
+            </wp:cNvGraphicFramePr>
+            <a:graphic xmlns:a="http://schemas.openxmlformats.org/drawingml/2006/main">
+              <a:graphicData uri="http://schemas.openxmlformats.org/drawingml/2006/picture">
+                <pic:pic xmlns:pic="http://schemas.openxmlformats.org/drawingml/2006/picture">
+                  <pic:nvPicPr>
+                    <pic:cNvPr id="2" name="Изображение2"/>
+                    <pic:cNvPicPr>
+                      <a:picLocks noChangeAspect="1" noChangeArrowheads="1"/>
+                    </pic:cNvPicPr>
+                  </pic:nvPicPr>
+                  <pic:blipFill>
+                    <a:blip r:embed="rId3"/>
+                    <a:stretch>
+                      <a:fillRect/>
+                    </a:stretch>
+                  </pic:blipFill>
+                  <pic:spPr bwMode="auto">
+                    <a:xfrm>
+                      <a:off x="0" y="0"/>
+                      <a:ext cx="6692265" cy="2607310"/>
+                    </a:xfrm>
+                    <a:prstGeom prst="rect">
+                      <a:avLst/>
+                    </a:prstGeom>
+                    <a:noFill/>
+                  </pic:spPr>
+                </pic:pic>
+              </a:graphicData>
+            </a:graphic>
+          </wp:anchor>
+        </w:drawing>
+      </w:r>
       <w:r>
         <w:rPr>
           <w:lang w:val="ru-RU"/>
@@ -8084,7 +8195,54 @@
           <w:lang w:val="ru-RU"/>
         </w:rPr>
       </w:pPr>
-      <w:r/>
+      <w:r>
+        <w:drawing>
+          <wp:anchor distT="0" distB="0" distL="0" distR="0" simplePos="0" relativeHeight="4" behindDoc="0" locked="0" layoutInCell="0" allowOverlap="1">
+            <wp:simplePos x="0" y="0"/>
+            <wp:positionH relativeFrom="column">
+              <wp:align>center</wp:align>
+            </wp:positionH>
+            <wp:positionV relativeFrom="paragraph">
+              <wp:posOffset>635</wp:posOffset>
+            </wp:positionV>
+            <wp:extent cx="6692265" cy="2336800"/>
+            <wp:effectExtent l="0" t="0" r="0" b="0"/>
+            <wp:wrapSquare wrapText="largest"/>
+            <wp:docPr id="3" name="Изображение3"/>
+            <wp:cNvGraphicFramePr>
+              <a:graphicFrameLocks xmlns:a="http://schemas.openxmlformats.org/drawingml/2006/main" noChangeAspect="1"/>
+            </wp:cNvGraphicFramePr>
+            <a:graphic xmlns:a="http://schemas.openxmlformats.org/drawingml/2006/main">
+              <a:graphicData uri="http://schemas.openxmlformats.org/drawingml/2006/picture">
+                <pic:pic xmlns:pic="http://schemas.openxmlformats.org/drawingml/2006/picture">
+                  <pic:nvPicPr>
+                    <pic:cNvPr id="3" name="Изображение3"/>
+                    <pic:cNvPicPr>
+                      <a:picLocks noChangeAspect="1" noChangeArrowheads="1"/>
+                    </pic:cNvPicPr>
+                  </pic:nvPicPr>
+                  <pic:blipFill>
+                    <a:blip r:embed="rId4"/>
+                    <a:stretch>
+                      <a:fillRect/>
+                    </a:stretch>
+                  </pic:blipFill>
+                  <pic:spPr bwMode="auto">
+                    <a:xfrm>
+                      <a:off x="0" y="0"/>
+                      <a:ext cx="6692265" cy="2336800"/>
+                    </a:xfrm>
+                    <a:prstGeom prst="rect">
+                      <a:avLst/>
+                    </a:prstGeom>
+                    <a:noFill/>
+                  </pic:spPr>
+                </pic:pic>
+              </a:graphicData>
+            </a:graphic>
+          </wp:anchor>
+        </w:drawing>
+      </w:r>
       <w:r>
         <w:rPr>
           <w:lang w:val="ru-RU"/>
@@ -8101,7 +8259,54 @@
           <w:lang w:val="ru-RU"/>
         </w:rPr>
       </w:pPr>
-      <w:r/>
+      <w:r>
+        <w:drawing>
+          <wp:anchor distT="0" distB="0" distL="0" distR="0" simplePos="0" relativeHeight="5" behindDoc="0" locked="0" layoutInCell="0" allowOverlap="1">
+            <wp:simplePos x="0" y="0"/>
+            <wp:positionH relativeFrom="column">
+              <wp:align>center</wp:align>
+            </wp:positionH>
+            <wp:positionV relativeFrom="paragraph">
+              <wp:posOffset>635</wp:posOffset>
+            </wp:positionV>
+            <wp:extent cx="6692265" cy="2635885"/>
+            <wp:effectExtent l="0" t="0" r="0" b="0"/>
+            <wp:wrapSquare wrapText="largest"/>
+            <wp:docPr id="4" name="Изображение4"/>
+            <wp:cNvGraphicFramePr>
+              <a:graphicFrameLocks xmlns:a="http://schemas.openxmlformats.org/drawingml/2006/main" noChangeAspect="1"/>
+            </wp:cNvGraphicFramePr>
+            <a:graphic xmlns:a="http://schemas.openxmlformats.org/drawingml/2006/main">
+              <a:graphicData uri="http://schemas.openxmlformats.org/drawingml/2006/picture">
+                <pic:pic xmlns:pic="http://schemas.openxmlformats.org/drawingml/2006/picture">
+                  <pic:nvPicPr>
+                    <pic:cNvPr id="4" name="Изображение4"/>
+                    <pic:cNvPicPr>
+                      <a:picLocks noChangeAspect="1" noChangeArrowheads="1"/>
+                    </pic:cNvPicPr>
+                  </pic:nvPicPr>
+                  <pic:blipFill>
+                    <a:blip r:embed="rId5"/>
+                    <a:stretch>
+                      <a:fillRect/>
+                    </a:stretch>
+                  </pic:blipFill>
+                  <pic:spPr bwMode="auto">
+                    <a:xfrm>
+                      <a:off x="0" y="0"/>
+                      <a:ext cx="6692265" cy="2635885"/>
+                    </a:xfrm>
+                    <a:prstGeom prst="rect">
+                      <a:avLst/>
+                    </a:prstGeom>
+                    <a:noFill/>
+                  </pic:spPr>
+                </pic:pic>
+              </a:graphicData>
+            </a:graphic>
+          </wp:anchor>
+        </w:drawing>
+      </w:r>
       <w:r>
         <w:rPr>
           <w:lang w:val="ru-RU"/>
@@ -8118,7 +8323,54 @@
           <w:lang w:val="ru-RU"/>
         </w:rPr>
       </w:pPr>
-      <w:r/>
+      <w:r>
+        <w:drawing>
+          <wp:anchor distT="0" distB="0" distL="0" distR="0" simplePos="0" relativeHeight="6" behindDoc="0" locked="0" layoutInCell="0" allowOverlap="1">
+            <wp:simplePos x="0" y="0"/>
+            <wp:positionH relativeFrom="column">
+              <wp:align>center</wp:align>
+            </wp:positionH>
+            <wp:positionV relativeFrom="paragraph">
+              <wp:posOffset>635</wp:posOffset>
+            </wp:positionV>
+            <wp:extent cx="6692265" cy="3705860"/>
+            <wp:effectExtent l="0" t="0" r="0" b="0"/>
+            <wp:wrapSquare wrapText="largest"/>
+            <wp:docPr id="5" name="Изображение5"/>
+            <wp:cNvGraphicFramePr>
+              <a:graphicFrameLocks xmlns:a="http://schemas.openxmlformats.org/drawingml/2006/main" noChangeAspect="1"/>
+            </wp:cNvGraphicFramePr>
+            <a:graphic xmlns:a="http://schemas.openxmlformats.org/drawingml/2006/main">
+              <a:graphicData uri="http://schemas.openxmlformats.org/drawingml/2006/picture">
+                <pic:pic xmlns:pic="http://schemas.openxmlformats.org/drawingml/2006/picture">
+                  <pic:nvPicPr>
+                    <pic:cNvPr id="5" name="Изображение5"/>
+                    <pic:cNvPicPr>
+                      <a:picLocks noChangeAspect="1" noChangeArrowheads="1"/>
+                    </pic:cNvPicPr>
+                  </pic:nvPicPr>
+                  <pic:blipFill>
+                    <a:blip r:embed="rId6"/>
+                    <a:stretch>
+                      <a:fillRect/>
+                    </a:stretch>
+                  </pic:blipFill>
+                  <pic:spPr bwMode="auto">
+                    <a:xfrm>
+                      <a:off x="0" y="0"/>
+                      <a:ext cx="6692265" cy="3705860"/>
+                    </a:xfrm>
+                    <a:prstGeom prst="rect">
+                      <a:avLst/>
+                    </a:prstGeom>
+                    <a:noFill/>
+                  </pic:spPr>
+                </pic:pic>
+              </a:graphicData>
+            </a:graphic>
+          </wp:anchor>
+        </w:drawing>
+      </w:r>
       <w:r>
         <w:rPr>
           <w:lang w:val="ru-RU"/>
@@ -8135,7 +8387,54 @@
           <w:lang w:val="ru-RU"/>
         </w:rPr>
       </w:pPr>
-      <w:r/>
+      <w:r>
+        <w:drawing>
+          <wp:anchor distT="0" distB="0" distL="0" distR="0" simplePos="0" relativeHeight="7" behindDoc="0" locked="0" layoutInCell="0" allowOverlap="1">
+            <wp:simplePos x="0" y="0"/>
+            <wp:positionH relativeFrom="column">
+              <wp:align>center</wp:align>
+            </wp:positionH>
+            <wp:positionV relativeFrom="paragraph">
+              <wp:posOffset>635</wp:posOffset>
+            </wp:positionV>
+            <wp:extent cx="6692265" cy="2682240"/>
+            <wp:effectExtent l="0" t="0" r="0" b="0"/>
+            <wp:wrapSquare wrapText="largest"/>
+            <wp:docPr id="6" name="Изображение6"/>
+            <wp:cNvGraphicFramePr>
+              <a:graphicFrameLocks xmlns:a="http://schemas.openxmlformats.org/drawingml/2006/main" noChangeAspect="1"/>
+            </wp:cNvGraphicFramePr>
+            <a:graphic xmlns:a="http://schemas.openxmlformats.org/drawingml/2006/main">
+              <a:graphicData uri="http://schemas.openxmlformats.org/drawingml/2006/picture">
+                <pic:pic xmlns:pic="http://schemas.openxmlformats.org/drawingml/2006/picture">
+                  <pic:nvPicPr>
+                    <pic:cNvPr id="6" name="Изображение6"/>
+                    <pic:cNvPicPr>
+                      <a:picLocks noChangeAspect="1" noChangeArrowheads="1"/>
+                    </pic:cNvPicPr>
+                  </pic:nvPicPr>
+                  <pic:blipFill>
+                    <a:blip r:embed="rId7"/>
+                    <a:stretch>
+                      <a:fillRect/>
+                    </a:stretch>
+                  </pic:blipFill>
+                  <pic:spPr bwMode="auto">
+                    <a:xfrm>
+                      <a:off x="0" y="0"/>
+                      <a:ext cx="6692265" cy="2682240"/>
+                    </a:xfrm>
+                    <a:prstGeom prst="rect">
+                      <a:avLst/>
+                    </a:prstGeom>
+                    <a:noFill/>
+                  </pic:spPr>
+                </pic:pic>
+              </a:graphicData>
+            </a:graphic>
+          </wp:anchor>
+        </w:drawing>
+      </w:r>
       <w:r>
         <w:rPr>
           <w:lang w:val="ru-RU"/>
@@ -8152,7 +8451,54 @@
           <w:lang w:val="ru-RU"/>
         </w:rPr>
       </w:pPr>
-      <w:r/>
+      <w:r>
+        <w:drawing>
+          <wp:anchor distT="0" distB="0" distL="0" distR="0" simplePos="0" relativeHeight="8" behindDoc="0" locked="0" layoutInCell="0" allowOverlap="1">
+            <wp:simplePos x="0" y="0"/>
+            <wp:positionH relativeFrom="column">
+              <wp:align>center</wp:align>
+            </wp:positionH>
+            <wp:positionV relativeFrom="paragraph">
+              <wp:posOffset>635</wp:posOffset>
+            </wp:positionV>
+            <wp:extent cx="6692265" cy="6214110"/>
+            <wp:effectExtent l="0" t="0" r="0" b="0"/>
+            <wp:wrapSquare wrapText="largest"/>
+            <wp:docPr id="7" name="Изображение7"/>
+            <wp:cNvGraphicFramePr>
+              <a:graphicFrameLocks xmlns:a="http://schemas.openxmlformats.org/drawingml/2006/main" noChangeAspect="1"/>
+            </wp:cNvGraphicFramePr>
+            <a:graphic xmlns:a="http://schemas.openxmlformats.org/drawingml/2006/main">
+              <a:graphicData uri="http://schemas.openxmlformats.org/drawingml/2006/picture">
+                <pic:pic xmlns:pic="http://schemas.openxmlformats.org/drawingml/2006/picture">
+                  <pic:nvPicPr>
+                    <pic:cNvPr id="7" name="Изображение7"/>
+                    <pic:cNvPicPr>
+                      <a:picLocks noChangeAspect="1" noChangeArrowheads="1"/>
+                    </pic:cNvPicPr>
+                  </pic:nvPicPr>
+                  <pic:blipFill>
+                    <a:blip r:embed="rId8"/>
+                    <a:stretch>
+                      <a:fillRect/>
+                    </a:stretch>
+                  </pic:blipFill>
+                  <pic:spPr bwMode="auto">
+                    <a:xfrm>
+                      <a:off x="0" y="0"/>
+                      <a:ext cx="6692265" cy="6214110"/>
+                    </a:xfrm>
+                    <a:prstGeom prst="rect">
+                      <a:avLst/>
+                    </a:prstGeom>
+                    <a:noFill/>
+                  </pic:spPr>
+                </pic:pic>
+              </a:graphicData>
+            </a:graphic>
+          </wp:anchor>
+        </w:drawing>
+      </w:r>
       <w:r>
         <w:rPr>
           <w:lang w:val="ru-RU"/>
@@ -8169,7 +8515,54 @@
           <w:lang w:val="ru-RU"/>
         </w:rPr>
       </w:pPr>
-      <w:r/>
+      <w:r>
+        <w:drawing>
+          <wp:anchor distT="0" distB="0" distL="0" distR="0" simplePos="0" relativeHeight="9" behindDoc="0" locked="0" layoutInCell="0" allowOverlap="1">
+            <wp:simplePos x="0" y="0"/>
+            <wp:positionH relativeFrom="column">
+              <wp:align>center</wp:align>
+            </wp:positionH>
+            <wp:positionV relativeFrom="paragraph">
+              <wp:posOffset>635</wp:posOffset>
+            </wp:positionV>
+            <wp:extent cx="6692265" cy="2204085"/>
+            <wp:effectExtent l="0" t="0" r="0" b="0"/>
+            <wp:wrapSquare wrapText="largest"/>
+            <wp:docPr id="8" name="Изображение8"/>
+            <wp:cNvGraphicFramePr>
+              <a:graphicFrameLocks xmlns:a="http://schemas.openxmlformats.org/drawingml/2006/main" noChangeAspect="1"/>
+            </wp:cNvGraphicFramePr>
+            <a:graphic xmlns:a="http://schemas.openxmlformats.org/drawingml/2006/main">
+              <a:graphicData uri="http://schemas.openxmlformats.org/drawingml/2006/picture">
+                <pic:pic xmlns:pic="http://schemas.openxmlformats.org/drawingml/2006/picture">
+                  <pic:nvPicPr>
+                    <pic:cNvPr id="8" name="Изображение8"/>
+                    <pic:cNvPicPr>
+                      <a:picLocks noChangeAspect="1" noChangeArrowheads="1"/>
+                    </pic:cNvPicPr>
+                  </pic:nvPicPr>
+                  <pic:blipFill>
+                    <a:blip r:embed="rId9"/>
+                    <a:stretch>
+                      <a:fillRect/>
+                    </a:stretch>
+                  </pic:blipFill>
+                  <pic:spPr bwMode="auto">
+                    <a:xfrm>
+                      <a:off x="0" y="0"/>
+                      <a:ext cx="6692265" cy="2204085"/>
+                    </a:xfrm>
+                    <a:prstGeom prst="rect">
+                      <a:avLst/>
+                    </a:prstGeom>
+                    <a:noFill/>
+                  </pic:spPr>
+                </pic:pic>
+              </a:graphicData>
+            </a:graphic>
+          </wp:anchor>
+        </w:drawing>
+      </w:r>
       <w:r>
         <w:rPr>
           <w:lang w:val="ru-RU"/>
@@ -8186,7 +8579,54 @@
           <w:lang w:val="ru-RU"/>
         </w:rPr>
       </w:pPr>
-      <w:r/>
+      <w:r>
+        <w:drawing>
+          <wp:anchor distT="0" distB="0" distL="0" distR="0" simplePos="0" relativeHeight="10" behindDoc="0" locked="0" layoutInCell="0" allowOverlap="1">
+            <wp:simplePos x="0" y="0"/>
+            <wp:positionH relativeFrom="column">
+              <wp:align>center</wp:align>
+            </wp:positionH>
+            <wp:positionV relativeFrom="paragraph">
+              <wp:posOffset>635</wp:posOffset>
+            </wp:positionV>
+            <wp:extent cx="6692265" cy="2445385"/>
+            <wp:effectExtent l="0" t="0" r="0" b="0"/>
+            <wp:wrapSquare wrapText="largest"/>
+            <wp:docPr id="9" name="Изображение9"/>
+            <wp:cNvGraphicFramePr>
+              <a:graphicFrameLocks xmlns:a="http://schemas.openxmlformats.org/drawingml/2006/main" noChangeAspect="1"/>
+            </wp:cNvGraphicFramePr>
+            <a:graphic xmlns:a="http://schemas.openxmlformats.org/drawingml/2006/main">
+              <a:graphicData uri="http://schemas.openxmlformats.org/drawingml/2006/picture">
+                <pic:pic xmlns:pic="http://schemas.openxmlformats.org/drawingml/2006/picture">
+                  <pic:nvPicPr>
+                    <pic:cNvPr id="9" name="Изображение9"/>
+                    <pic:cNvPicPr>
+                      <a:picLocks noChangeAspect="1" noChangeArrowheads="1"/>
+                    </pic:cNvPicPr>
+                  </pic:nvPicPr>
+                  <pic:blipFill>
+                    <a:blip r:embed="rId10"/>
+                    <a:stretch>
+                      <a:fillRect/>
+                    </a:stretch>
+                  </pic:blipFill>
+                  <pic:spPr bwMode="auto">
+                    <a:xfrm>
+                      <a:off x="0" y="0"/>
+                      <a:ext cx="6692265" cy="2445385"/>
+                    </a:xfrm>
+                    <a:prstGeom prst="rect">
+                      <a:avLst/>
+                    </a:prstGeom>
+                    <a:noFill/>
+                  </pic:spPr>
+                </pic:pic>
+              </a:graphicData>
+            </a:graphic>
+          </wp:anchor>
+        </w:drawing>
+      </w:r>
       <w:r>
         <w:rPr>
           <w:lang w:val="ru-RU"/>
@@ -8215,6 +8655,7 @@
           <w:rFonts w:eastAsia="Symbol" w:cs="Symbol" w:ascii="Symbol" w:hAnsi="Symbol"/>
           <w:lang w:val="ru-RU"/>
         </w:rPr>
+        <w:sym w:font="Symbol" w:char="f02d"/>
       </w:r>
       <w:r>
         <w:rPr>
@@ -9497,7 +9938,54 @@
           <w:lang w:val="ru-RU"/>
         </w:rPr>
       </w:pPr>
-      <w:r/>
+      <w:r>
+        <w:drawing>
+          <wp:anchor distT="0" distB="0" distL="0" distR="0" simplePos="0" relativeHeight="11" behindDoc="0" locked="0" layoutInCell="0" allowOverlap="1">
+            <wp:simplePos x="0" y="0"/>
+            <wp:positionH relativeFrom="column">
+              <wp:align>center</wp:align>
+            </wp:positionH>
+            <wp:positionV relativeFrom="paragraph">
+              <wp:posOffset>635</wp:posOffset>
+            </wp:positionV>
+            <wp:extent cx="6692265" cy="6269990"/>
+            <wp:effectExtent l="0" t="0" r="0" b="0"/>
+            <wp:wrapSquare wrapText="largest"/>
+            <wp:docPr id="10" name="Изображение10"/>
+            <wp:cNvGraphicFramePr>
+              <a:graphicFrameLocks xmlns:a="http://schemas.openxmlformats.org/drawingml/2006/main" noChangeAspect="1"/>
+            </wp:cNvGraphicFramePr>
+            <a:graphic xmlns:a="http://schemas.openxmlformats.org/drawingml/2006/main">
+              <a:graphicData uri="http://schemas.openxmlformats.org/drawingml/2006/picture">
+                <pic:pic xmlns:pic="http://schemas.openxmlformats.org/drawingml/2006/picture">
+                  <pic:nvPicPr>
+                    <pic:cNvPr id="10" name="Изображение10"/>
+                    <pic:cNvPicPr>
+                      <a:picLocks noChangeAspect="1" noChangeArrowheads="1"/>
+                    </pic:cNvPicPr>
+                  </pic:nvPicPr>
+                  <pic:blipFill>
+                    <a:blip r:embed="rId11"/>
+                    <a:stretch>
+                      <a:fillRect/>
+                    </a:stretch>
+                  </pic:blipFill>
+                  <pic:spPr bwMode="auto">
+                    <a:xfrm>
+                      <a:off x="0" y="0"/>
+                      <a:ext cx="6692265" cy="6269990"/>
+                    </a:xfrm>
+                    <a:prstGeom prst="rect">
+                      <a:avLst/>
+                    </a:prstGeom>
+                    <a:noFill/>
+                  </pic:spPr>
+                </pic:pic>
+              </a:graphicData>
+            </a:graphic>
+          </wp:anchor>
+        </w:drawing>
+      </w:r>
       <w:r>
         <w:rPr>
           <w:lang w:val="ru-RU"/>
@@ -9514,7 +10002,54 @@
           <w:lang w:val="ru-RU"/>
         </w:rPr>
       </w:pPr>
-      <w:r/>
+      <w:r>
+        <w:drawing>
+          <wp:anchor distT="0" distB="0" distL="0" distR="0" simplePos="0" relativeHeight="12" behindDoc="0" locked="0" layoutInCell="0" allowOverlap="1">
+            <wp:simplePos x="0" y="0"/>
+            <wp:positionH relativeFrom="column">
+              <wp:align>center</wp:align>
+            </wp:positionH>
+            <wp:positionV relativeFrom="paragraph">
+              <wp:posOffset>635</wp:posOffset>
+            </wp:positionV>
+            <wp:extent cx="6692265" cy="6668770"/>
+            <wp:effectExtent l="0" t="0" r="0" b="0"/>
+            <wp:wrapSquare wrapText="largest"/>
+            <wp:docPr id="11" name="Изображение11"/>
+            <wp:cNvGraphicFramePr>
+              <a:graphicFrameLocks xmlns:a="http://schemas.openxmlformats.org/drawingml/2006/main" noChangeAspect="1"/>
+            </wp:cNvGraphicFramePr>
+            <a:graphic xmlns:a="http://schemas.openxmlformats.org/drawingml/2006/main">
+              <a:graphicData uri="http://schemas.openxmlformats.org/drawingml/2006/picture">
+                <pic:pic xmlns:pic="http://schemas.openxmlformats.org/drawingml/2006/picture">
+                  <pic:nvPicPr>
+                    <pic:cNvPr id="11" name="Изображение11"/>
+                    <pic:cNvPicPr>
+                      <a:picLocks noChangeAspect="1" noChangeArrowheads="1"/>
+                    </pic:cNvPicPr>
+                  </pic:nvPicPr>
+                  <pic:blipFill>
+                    <a:blip r:embed="rId12"/>
+                    <a:stretch>
+                      <a:fillRect/>
+                    </a:stretch>
+                  </pic:blipFill>
+                  <pic:spPr bwMode="auto">
+                    <a:xfrm>
+                      <a:off x="0" y="0"/>
+                      <a:ext cx="6692265" cy="6668770"/>
+                    </a:xfrm>
+                    <a:prstGeom prst="rect">
+                      <a:avLst/>
+                    </a:prstGeom>
+                    <a:noFill/>
+                  </pic:spPr>
+                </pic:pic>
+              </a:graphicData>
+            </a:graphic>
+          </wp:anchor>
+        </w:drawing>
+      </w:r>
       <w:r>
         <w:rPr>
           <w:lang w:val="ru-RU"/>
@@ -9531,7 +10066,54 @@
           <w:lang w:val="ru-RU"/>
         </w:rPr>
       </w:pPr>
-      <w:r/>
+      <w:r>
+        <w:drawing>
+          <wp:anchor distT="0" distB="0" distL="0" distR="0" simplePos="0" relativeHeight="13" behindDoc="0" locked="0" layoutInCell="0" allowOverlap="1">
+            <wp:simplePos x="0" y="0"/>
+            <wp:positionH relativeFrom="column">
+              <wp:align>center</wp:align>
+            </wp:positionH>
+            <wp:positionV relativeFrom="paragraph">
+              <wp:posOffset>635</wp:posOffset>
+            </wp:positionV>
+            <wp:extent cx="6692265" cy="3166745"/>
+            <wp:effectExtent l="0" t="0" r="0" b="0"/>
+            <wp:wrapSquare wrapText="largest"/>
+            <wp:docPr id="12" name="Изображение12"/>
+            <wp:cNvGraphicFramePr>
+              <a:graphicFrameLocks xmlns:a="http://schemas.openxmlformats.org/drawingml/2006/main" noChangeAspect="1"/>
+            </wp:cNvGraphicFramePr>
+            <a:graphic xmlns:a="http://schemas.openxmlformats.org/drawingml/2006/main">
+              <a:graphicData uri="http://schemas.openxmlformats.org/drawingml/2006/picture">
+                <pic:pic xmlns:pic="http://schemas.openxmlformats.org/drawingml/2006/picture">
+                  <pic:nvPicPr>
+                    <pic:cNvPr id="12" name="Изображение12"/>
+                    <pic:cNvPicPr>
+                      <a:picLocks noChangeAspect="1" noChangeArrowheads="1"/>
+                    </pic:cNvPicPr>
+                  </pic:nvPicPr>
+                  <pic:blipFill>
+                    <a:blip r:embed="rId13"/>
+                    <a:stretch>
+                      <a:fillRect/>
+                    </a:stretch>
+                  </pic:blipFill>
+                  <pic:spPr bwMode="auto">
+                    <a:xfrm>
+                      <a:off x="0" y="0"/>
+                      <a:ext cx="6692265" cy="3166745"/>
+                    </a:xfrm>
+                    <a:prstGeom prst="rect">
+                      <a:avLst/>
+                    </a:prstGeom>
+                    <a:noFill/>
+                  </pic:spPr>
+                </pic:pic>
+              </a:graphicData>
+            </a:graphic>
+          </wp:anchor>
+        </w:drawing>
+      </w:r>
       <w:r>
         <w:rPr>
           <w:lang w:val="ru-RU"/>
@@ -9576,6 +10158,7 @@
           <w:sz w:val="32"/>
           <w:lang w:val="ru-RU"/>
         </w:rPr>
+        <w:sym w:font="Symbol" w:char="f02d"/>
       </w:r>
       <w:r>
         <w:rPr>
@@ -10782,6 +11365,7 @@
           <w:rFonts w:eastAsia="Symbol" w:cs="Symbol" w:ascii="Symbol" w:hAnsi="Symbol"/>
           <w:lang w:val="ru-RU"/>
         </w:rPr>
+        <w:sym w:font="Symbol" w:char="f02d"/>
       </w:r>
       <w:r>
         <w:rPr>
@@ -10872,6 +11456,7 @@
           <w:rFonts w:eastAsia="Symbol" w:cs="Symbol" w:ascii="Symbol" w:hAnsi="Symbol"/>
           <w:lang w:val="ru-RU"/>
         </w:rPr>
+        <w:sym w:font="Symbol" w:char="f02d"/>
       </w:r>
       <w:r>
         <w:rPr>
@@ -11055,6 +11640,7 @@
           <w:rFonts w:eastAsia="Symbol" w:cs="Symbol" w:ascii="Symbol" w:hAnsi="Symbol"/>
           <w:lang w:val="ru-RU"/>
         </w:rPr>
+        <w:sym w:font="Symbol" w:char="f02d"/>
       </w:r>
       <w:r>
         <w:rPr>
@@ -12108,6 +12694,7 @@
           <w:rFonts w:eastAsia="Symbol" w:cs="Symbol" w:ascii="Symbol" w:hAnsi="Symbol"/>
           <w:lang w:val="ru-RU"/>
         </w:rPr>
+        <w:sym w:font="Symbol" w:char="f02d"/>
       </w:r>
       <w:r>
         <w:rPr>
@@ -13595,6 +14182,7 @@
           <w:sz w:val="32"/>
           <w:lang w:val="ru-RU"/>
         </w:rPr>
+        <w:sym w:font="Symbol" w:char="f02d"/>
       </w:r>
       <w:r>
         <w:rPr>
@@ -14641,6 +15229,7 @@
           <w:rFonts w:eastAsia="Symbol" w:cs="Symbol" w:ascii="Symbol" w:hAnsi="Symbol"/>
           <w:lang w:val="ru-RU"/>
         </w:rPr>
+        <w:sym w:font="Symbol" w:char="f02d"/>
       </w:r>
       <w:r>
         <w:rPr>
@@ -14760,6 +15349,7 @@
           <w:rFonts w:eastAsia="Symbol" w:cs="Symbol" w:ascii="Symbol" w:hAnsi="Symbol"/>
           <w:lang w:val="ru-RU"/>
         </w:rPr>
+        <w:sym w:font="Symbol" w:char="f02d"/>
       </w:r>
       <w:r>
         <w:rPr>
@@ -15506,6 +16096,7 @@
           <w:rFonts w:eastAsia="Symbol" w:cs="Symbol" w:ascii="Symbol" w:hAnsi="Symbol"/>
           <w:lang w:val="ru-RU"/>
         </w:rPr>
+        <w:sym w:font="Symbol" w:char="f02d"/>
       </w:r>
       <w:r>
         <w:rPr>
@@ -15564,6 +16155,7 @@
           <w:rFonts w:eastAsia="Symbol" w:cs="Symbol" w:ascii="Symbol" w:hAnsi="Symbol"/>
           <w:lang w:val="ru-RU"/>
         </w:rPr>
+        <w:sym w:font="Symbol" w:char="f02d"/>
       </w:r>
       <w:r>
         <w:rPr>
@@ -15596,6 +16188,7 @@
           <w:rFonts w:eastAsia="Symbol" w:cs="Symbol" w:ascii="Symbol" w:hAnsi="Symbol"/>
           <w:lang w:val="ru-RU"/>
         </w:rPr>
+        <w:sym w:font="Symbol" w:char="f02d"/>
       </w:r>
       <w:r>
         <w:rPr>
@@ -15628,6 +16221,7 @@
           <w:rFonts w:eastAsia="Symbol" w:cs="Symbol" w:ascii="Symbol" w:hAnsi="Symbol"/>
           <w:lang w:val="ru-RU"/>
         </w:rPr>
+        <w:sym w:font="Symbol" w:char="f02d"/>
       </w:r>
       <w:r>
         <w:rPr>
@@ -15660,6 +16254,7 @@
           <w:rFonts w:eastAsia="Symbol" w:cs="Symbol" w:ascii="Symbol" w:hAnsi="Symbol"/>
           <w:lang w:val="ru-RU"/>
         </w:rPr>
+        <w:sym w:font="Symbol" w:char="f02d"/>
       </w:r>
       <w:r>
         <w:rPr>
@@ -15692,6 +16287,7 @@
           <w:rFonts w:eastAsia="Symbol" w:cs="Symbol" w:ascii="Symbol" w:hAnsi="Symbol"/>
           <w:lang w:val="ru-RU"/>
         </w:rPr>
+        <w:sym w:font="Symbol" w:char="f02d"/>
       </w:r>
       <w:r>
         <w:rPr>
@@ -15724,6 +16320,7 @@
           <w:rFonts w:eastAsia="Symbol" w:cs="Symbol" w:ascii="Symbol" w:hAnsi="Symbol"/>
           <w:lang w:val="ru-RU"/>
         </w:rPr>
+        <w:sym w:font="Symbol" w:char="f02d"/>
       </w:r>
       <w:r>
         <w:rPr>
@@ -15756,6 +16353,7 @@
           <w:rFonts w:eastAsia="Symbol" w:cs="Symbol" w:ascii="Symbol" w:hAnsi="Symbol"/>
           <w:lang w:val="ru-RU"/>
         </w:rPr>
+        <w:sym w:font="Symbol" w:char="f02d"/>
       </w:r>
       <w:r>
         <w:rPr>
@@ -15896,6 +16494,7 @@
           <w:rFonts w:eastAsia="Symbol" w:cs="Symbol" w:ascii="Symbol" w:hAnsi="Symbol"/>
           <w:lang w:val="ru-RU"/>
         </w:rPr>
+        <w:sym w:font="Symbol" w:char="f02d"/>
       </w:r>
       <w:r>
         <w:rPr>
@@ -16676,7 +17275,9 @@
       <w:r>
         <w:rPr/>
       </w:r>
-      <w:r/>
+      <w:r>
+        <w:br w:type="page"/>
+      </w:r>
     </w:p>
     <w:p>
       <w:pPr>
@@ -16730,6 +17331,7 @@
           <w:rFonts w:eastAsia="Symbol" w:cs="Symbol" w:ascii="Symbol" w:hAnsi="Symbol"/>
           <w:lang w:val="ru-RU"/>
         </w:rPr>
+        <w:sym w:font="Symbol" w:char="f02d"/>
       </w:r>
       <w:r>
         <w:rPr>
@@ -18231,6 +18833,7 @@
           <w:rFonts w:eastAsia="Symbol" w:cs="Symbol" w:ascii="Symbol" w:hAnsi="Symbol"/>
           <w:lang w:val="ru-RU"/>
         </w:rPr>
+        <w:sym w:font="Symbol" w:char="f02d"/>
       </w:r>
       <w:r>
         <w:rPr>
@@ -18244,6 +18847,7 @@
           <w:rFonts w:eastAsia="Symbol" w:cs="Symbol" w:ascii="Symbol" w:hAnsi="Symbol"/>
           <w:lang w:val="ru-RU"/>
         </w:rPr>
+        <w:sym w:font="Symbol" w:char="f02d"/>
       </w:r>
       <w:r>
         <w:rPr>
@@ -18257,6 +18861,7 @@
           <w:rFonts w:eastAsia="Symbol" w:cs="Symbol" w:ascii="Symbol" w:hAnsi="Symbol"/>
           <w:lang w:val="ru-RU"/>
         </w:rPr>
+        <w:sym w:font="Symbol" w:char="f02d"/>
       </w:r>
       <w:r>
         <w:rPr>
@@ -18270,6 +18875,7 @@
           <w:rFonts w:eastAsia="Symbol" w:cs="Symbol" w:ascii="Symbol" w:hAnsi="Symbol"/>
           <w:lang w:val="ru-RU"/>
         </w:rPr>
+        <w:sym w:font="Symbol" w:char="f02d"/>
       </w:r>
       <w:r>
         <w:rPr>
@@ -18493,7 +19099,9 @@
           <w:lang w:val="ru-RU"/>
         </w:rPr>
       </w:r>
-      <w:r/>
+      <w:r>
+        <w:br w:type="page"/>
+      </w:r>
     </w:p>
     <w:p>
       <w:pPr>

--- a/ЛР5_Аудит_безопасности/ЛР5_Паневина.docx
+++ b/ЛР5_Аудит_безопасности/ЛР5_Паневина.docx
@@ -11511,20 +11511,45 @@
     <w:p>
       <w:pPr>
         <w:pStyle w:val="Normal"/>
-        <w:ind w:firstLine="709"/>
+        <w:ind w:firstLine="0"/>
         <w:jc w:val="center"/>
         <w:rPr>
           <w:lang w:val="ru-RU"/>
         </w:rPr>
       </w:pPr>
       <w:r>
-        <w:rPr>
-          <w:rFonts w:ascii="Times New Roman" w:hAnsi="Times New Roman"/>
-          <w:b/>
-          <w:sz w:val="28"/>
-          <w:highlight w:val="yellow"/>
-        </w:rPr>
-        <w:t>[ ВСТАВИТЬ СКРИНШОТ ]</w:t>
+        <w:drawing>
+          <wp:inline xmlns:a="http://schemas.openxmlformats.org/drawingml/2006/main">
+            <wp:extent cx="5760000" cy="1998124"/>
+            <wp:docPr id="13" name="Picture 13"/>
+            <wp:cNvGraphicFramePr>
+              <a:graphicFrameLocks noChangeAspect="1"/>
+            </wp:cNvGraphicFramePr>
+            <a:graphic>
+              <a:graphicData uri="http://schemas.openxmlformats.org/drawingml/2006/picture">
+                <pic:pic>
+                  <pic:nvPicPr>
+                    <pic:cNvPr id="0" name="r13.png"/>
+                    <pic:cNvPicPr/>
+                  </pic:nvPicPr>
+                  <pic:blipFill>
+                    <a:blip r:embed="rId19"/>
+                    <a:stretch>
+                      <a:fillRect/>
+                    </a:stretch>
+                  </pic:blipFill>
+                  <pic:spPr>
+                    <a:xfrm>
+                      <a:off x="0" y="0"/>
+                      <a:ext cx="5760000" cy="1998124"/>
+                    </a:xfrm>
+                    <a:prstGeom prst="rect"/>
+                  </pic:spPr>
+                </pic:pic>
+              </a:graphicData>
+            </a:graphic>
+          </wp:inline>
+        </w:drawing>
       </w:r>
     </w:p>
     <w:p>
@@ -11548,20 +11573,45 @@
     <w:p>
       <w:pPr>
         <w:pStyle w:val="Normal"/>
-        <w:ind w:firstLine="709"/>
+        <w:ind w:firstLine="0"/>
         <w:jc w:val="center"/>
         <w:rPr>
           <w:lang w:val="ru-RU"/>
         </w:rPr>
       </w:pPr>
       <w:r>
-        <w:rPr>
-          <w:rFonts w:ascii="Times New Roman" w:hAnsi="Times New Roman"/>
-          <w:b/>
-          <w:sz w:val="28"/>
-          <w:highlight w:val="yellow"/>
-        </w:rPr>
-        <w:t>[ ВСТАВИТЬ СКРИНШОТ ]</w:t>
+        <w:drawing>
+          <wp:inline xmlns:a="http://schemas.openxmlformats.org/drawingml/2006/main">
+            <wp:extent cx="5760000" cy="2913418"/>
+            <wp:docPr id="14" name="Picture 14"/>
+            <wp:cNvGraphicFramePr>
+              <a:graphicFrameLocks noChangeAspect="1"/>
+            </wp:cNvGraphicFramePr>
+            <a:graphic>
+              <a:graphicData uri="http://schemas.openxmlformats.org/drawingml/2006/picture">
+                <pic:pic>
+                  <pic:nvPicPr>
+                    <pic:cNvPr id="0" name="r14.png"/>
+                    <pic:cNvPicPr/>
+                  </pic:nvPicPr>
+                  <pic:blipFill>
+                    <a:blip r:embed="rId20"/>
+                    <a:stretch>
+                      <a:fillRect/>
+                    </a:stretch>
+                  </pic:blipFill>
+                  <pic:spPr>
+                    <a:xfrm>
+                      <a:off x="0" y="0"/>
+                      <a:ext cx="5760000" cy="2913418"/>
+                    </a:xfrm>
+                    <a:prstGeom prst="rect"/>
+                  </pic:spPr>
+                </pic:pic>
+              </a:graphicData>
+            </a:graphic>
+          </wp:inline>
+        </w:drawing>
       </w:r>
     </w:p>
     <w:p>
@@ -11585,20 +11635,45 @@
     <w:p>
       <w:pPr>
         <w:pStyle w:val="Normal"/>
-        <w:ind w:firstLine="709"/>
+        <w:ind w:firstLine="0"/>
         <w:jc w:val="center"/>
         <w:rPr>
           <w:lang w:val="ru-RU"/>
         </w:rPr>
       </w:pPr>
       <w:r>
-        <w:rPr>
-          <w:rFonts w:ascii="Times New Roman" w:hAnsi="Times New Roman"/>
-          <w:b/>
-          <w:sz w:val="28"/>
-          <w:highlight w:val="yellow"/>
-        </w:rPr>
-        <w:t>[ ВСТАВИТЬ СКРИНШОТ ]</w:t>
+        <w:drawing>
+          <wp:inline xmlns:a="http://schemas.openxmlformats.org/drawingml/2006/main">
+            <wp:extent cx="5760000" cy="2896595"/>
+            <wp:docPr id="15" name="Picture 15"/>
+            <wp:cNvGraphicFramePr>
+              <a:graphicFrameLocks noChangeAspect="1"/>
+            </wp:cNvGraphicFramePr>
+            <a:graphic>
+              <a:graphicData uri="http://schemas.openxmlformats.org/drawingml/2006/picture">
+                <pic:pic>
+                  <pic:nvPicPr>
+                    <pic:cNvPr id="0" name="r15.png"/>
+                    <pic:cNvPicPr/>
+                  </pic:nvPicPr>
+                  <pic:blipFill>
+                    <a:blip r:embed="rId21"/>
+                    <a:stretch>
+                      <a:fillRect/>
+                    </a:stretch>
+                  </pic:blipFill>
+                  <pic:spPr>
+                    <a:xfrm>
+                      <a:off x="0" y="0"/>
+                      <a:ext cx="5760000" cy="2896595"/>
+                    </a:xfrm>
+                    <a:prstGeom prst="rect"/>
+                  </pic:spPr>
+                </pic:pic>
+              </a:graphicData>
+            </a:graphic>
+          </wp:inline>
+        </w:drawing>
       </w:r>
     </w:p>
     <w:p>
@@ -11858,49 +11933,17 @@
             </w:pPr>
             <w:r>
               <w:rPr>
-                <w:rFonts w:eastAsia="ＭＳ 明朝" w:cs=""/>
-                <w:kern w:val="0"/>
-                <w:sz w:val="24"/>
-                <w:szCs w:val="22"/>
-                <w:lang w:val="en-US" w:eastAsia="en-US" w:bidi="ar-SA"/>
-              </w:rPr>
-              <w:t>Ваш IP-адрес</w:t>
-            </w:r>
-          </w:p>
-        </w:tc>
-        <w:tc>
-          <w:tcPr>
-            <w:tcW w:w="2108" w:type="dxa"/>
-            <w:tcBorders/>
-          </w:tcPr>
-          <w:p>
-            <w:pPr>
-              <w:pStyle w:val="Normal"/>
-              <w:widowControl/>
-              <w:suppressAutoHyphens w:val="true"/>
-              <w:spacing w:lineRule="auto" w:line="240" w:before="0" w:after="0"/>
-              <w:jc w:val="start"/>
-              <w:rPr>
-                <w:rFonts w:eastAsia="ＭＳ 明朝" w:cs=""/>
-                <w:kern w:val="0"/>
-                <w:szCs w:val="22"/>
-                <w:lang w:val="en-US" w:eastAsia="en-US" w:bidi="ar-SA"/>
-              </w:rPr>
-            </w:pPr>
-            <w:r>
-              <w:rPr>
                 <w:rFonts w:ascii="Times New Roman" w:hAnsi="Times New Roman"/>
                 <w:b w:val="0"/>
                 <w:sz w:val="24"/>
-                <w:highlight w:val="yellow"/>
-              </w:rPr>
-              <w:t>Не обнаружено (все порты закрыты)</w:t>
-            </w:r>
-          </w:p>
-        </w:tc>
-        <w:tc>
-          <w:tcPr>
-            <w:tcW w:w="2109" w:type="dxa"/>
+              </w:rPr>
+              <w:t>Ваш IP-адрес (185.77.216.37)</w:t>
+            </w:r>
+          </w:p>
+        </w:tc>
+        <w:tc>
+          <w:tcPr>
+            <w:tcW w:w="2108" w:type="dxa"/>
             <w:tcBorders/>
           </w:tcPr>
           <w:p>
@@ -11922,9 +11965,37 @@
                 <w:rFonts w:ascii="Times New Roman" w:hAnsi="Times New Roman"/>
                 <w:b w:val="0"/>
                 <w:sz w:val="24"/>
-                <w:highlight w:val="yellow"/>
-              </w:rPr>
-              <w:t>Нет публичных служб: домашний IP находится за NAT роутера/провайдера</w:t>
+              </w:rPr>
+              <w:t>Не обнаружено (запрос host.ip вернул 0 результатов)</w:t>
+            </w:r>
+          </w:p>
+        </w:tc>
+        <w:tc>
+          <w:tcPr>
+            <w:tcW w:w="2109" w:type="dxa"/>
+            <w:tcBorders/>
+          </w:tcPr>
+          <w:p>
+            <w:pPr>
+              <w:pStyle w:val="Normal"/>
+              <w:widowControl/>
+              <w:suppressAutoHyphens w:val="true"/>
+              <w:spacing w:lineRule="auto" w:line="240" w:before="0" w:after="0"/>
+              <w:jc w:val="start"/>
+              <w:rPr>
+                <w:rFonts w:eastAsia="ＭＳ 明朝" w:cs=""/>
+                <w:kern w:val="0"/>
+                <w:szCs w:val="22"/>
+                <w:lang w:val="en-US" w:eastAsia="en-US" w:bidi="ar-SA"/>
+              </w:rPr>
+            </w:pPr>
+            <w:r>
+              <w:rPr>
+                <w:rFonts w:ascii="Times New Roman" w:hAnsi="Times New Roman"/>
+                <w:b w:val="0"/>
+                <w:sz w:val="24"/>
+              </w:rPr>
+              <w:t>Публичных служб нет</w:t>
             </w:r>
           </w:p>
         </w:tc>
@@ -12073,9 +12144,8 @@
                 <w:rFonts w:ascii="Times New Roman" w:hAnsi="Times New Roman"/>
                 <w:b w:val="0"/>
                 <w:sz w:val="24"/>
-                <w:highlight w:val="yellow"/>
-              </w:rPr>
-              <w:t>RDP — удалённый рабочий стол Microsoft; найдено ___ хостов в России</w:t>
+              </w:rPr>
+              <w:t>RDP — удалённый рабочий стол; найдено 57 543 хоста в России (Microsoft ~45 тыс.); часто вместе с VPN-службами (IKE, L2TP)</w:t>
             </w:r>
           </w:p>
         </w:tc>
@@ -12104,7 +12174,7 @@
                 <w:b w:val="0"/>
                 <w:sz w:val="24"/>
               </w:rPr>
-              <w:t>Microsoft Windows Server 2012 R2 / 2016 / 2019, Windows 10</w:t>
+              <w:t>Microsoft Windows (Remote Desktop Services, IIS ~12 тыс.), OpenSSH, Apache</w:t>
             </w:r>
           </w:p>
         </w:tc>
@@ -12224,9 +12294,8 @@
                 <w:rFonts w:ascii="Times New Roman" w:hAnsi="Times New Roman"/>
                 <w:b w:val="0"/>
                 <w:sz w:val="24"/>
-                <w:highlight w:val="yellow"/>
-              </w:rPr>
-              <w:t>Telnet — удалённое управление без шифрования; найдено ___ хостов</w:t>
+              </w:rPr>
+              <w:t>Telnet — удалённое управление без шифрования; найдено 34 785 хостов в России (сети Ростелекома, Таттелекома, Вымпелкома и др.)</w:t>
             </w:r>
           </w:p>
         </w:tc>
@@ -12255,7 +12324,7 @@
                 <w:b w:val="0"/>
                 <w:sz w:val="24"/>
               </w:rPr>
-              <w:t>BusyBox telnetd (роутеры, IP-камеры), MikroTik RouterOS, Cisco IOS, Huawei VRP</w:t>
+              <w:t>Встроенные telnet-серверы сетевого оборудования: F5, Cisco, OpenBSD; рядом nginx, OpenSSH</w:t>
             </w:r>
           </w:p>
         </w:tc>
@@ -12305,7 +12374,7 @@
           <w:b w:val="0"/>
           <w:sz w:val="28"/>
         </w:rPr>
-        <w:t>Поиск по портам 3389 и 23 показывает, что в Интернете доступны десятки тысяч устройств с открытым удалённым доступом. RDP — одна из самых частых точек входа программ-вымогателей (подбор паролей, уязвимость BlueKeep). Telnet передаёт логин и пароль в открытом виде, поэтому любой, кто перехватит трафик, получает доступ к устройству; такие устройства (роутеры, камеры) массово захватываются ботнетами (например, Mirai). Вывод: устаревшие и незашифрованные протоколы не должны быть доступны из Интернета — их нужно отключать или закрывать за VPN.</w:t>
+        <w:t>Поиск по портам 3389 и 23 показывает, что только в России из Интернета доступны 57 543 хоста с RDP и 34 785 хостов с Telnet. RDP — одна из самых частых точек входа программ-вымогателей (подбор паролей, уязвимость BlueKeep). Telnet передаёт логин и пароль в открытом виде, поэтому любой, кто перехватит трафик, получает доступ к устройству; такие устройства (роутеры, камеры) массово захватываются ботнетами (например, Mirai). Вывод: устаревшие и незашифрованные протоколы не должны быть доступны из Интернета — их нужно отключать или закрывать за VPN.</w:t>
       </w:r>
     </w:p>
     <w:p>
@@ -12532,6 +12601,192 @@
     <w:p>
       <w:pPr>
         <w:pStyle w:val="Normal"/>
+        <w:ind w:firstLine="0"/>
+        <w:jc w:val="center"/>
+        <w:rPr>
+          <w:lang w:val="ru-RU"/>
+        </w:rPr>
+      </w:pPr>
+      <w:r>
+        <w:drawing>
+          <wp:inline xmlns:a="http://schemas.openxmlformats.org/drawingml/2006/main">
+            <wp:extent cx="5760000" cy="2480717"/>
+            <wp:docPr id="16" name="Picture 16"/>
+            <wp:cNvGraphicFramePr>
+              <a:graphicFrameLocks noChangeAspect="1"/>
+            </wp:cNvGraphicFramePr>
+            <a:graphic>
+              <a:graphicData uri="http://schemas.openxmlformats.org/drawingml/2006/picture">
+                <pic:pic>
+                  <pic:nvPicPr>
+                    <pic:cNvPr id="0" name="r16.png"/>
+                    <pic:cNvPicPr/>
+                  </pic:nvPicPr>
+                  <pic:blipFill>
+                    <a:blip r:embed="rId22"/>
+                    <a:stretch>
+                      <a:fillRect/>
+                    </a:stretch>
+                  </pic:blipFill>
+                  <pic:spPr>
+                    <a:xfrm>
+                      <a:off x="0" y="0"/>
+                      <a:ext cx="5760000" cy="2480717"/>
+                    </a:xfrm>
+                    <a:prstGeom prst="rect"/>
+                  </pic:spPr>
+                </pic:pic>
+              </a:graphicData>
+            </a:graphic>
+          </wp:inline>
+        </w:drawing>
+      </w:r>
+    </w:p>
+    <w:p>
+      <w:pPr>
+        <w:pStyle w:val="Normal"/>
+        <w:ind w:firstLine="709"/>
+        <w:jc w:val="center"/>
+        <w:rPr>
+          <w:lang w:val="ru-RU"/>
+        </w:rPr>
+      </w:pPr>
+      <w:r>
+        <w:rPr>
+          <w:rFonts w:ascii="Times New Roman" w:hAnsi="Times New Roman"/>
+          <w:b w:val="0"/>
+          <w:sz w:val="28"/>
+        </w:rPr>
+        <w:t>Рисунок 16 - Результат теста File Sharing в ShieldsUP</w:t>
+      </w:r>
+    </w:p>
+    <w:p>
+      <w:pPr>
+        <w:pStyle w:val="Normal"/>
+        <w:ind w:firstLine="0"/>
+        <w:jc w:val="center"/>
+        <w:rPr>
+          <w:lang w:val="ru-RU"/>
+        </w:rPr>
+      </w:pPr>
+      <w:r>
+        <w:drawing>
+          <wp:inline xmlns:a="http://schemas.openxmlformats.org/drawingml/2006/main">
+            <wp:extent cx="5760000" cy="2737366"/>
+            <wp:docPr id="17" name="Picture 17"/>
+            <wp:cNvGraphicFramePr>
+              <a:graphicFrameLocks noChangeAspect="1"/>
+            </wp:cNvGraphicFramePr>
+            <a:graphic>
+              <a:graphicData uri="http://schemas.openxmlformats.org/drawingml/2006/picture">
+                <pic:pic>
+                  <pic:nvPicPr>
+                    <pic:cNvPr id="0" name="r17.png"/>
+                    <pic:cNvPicPr/>
+                  </pic:nvPicPr>
+                  <pic:blipFill>
+                    <a:blip r:embed="rId23"/>
+                    <a:stretch>
+                      <a:fillRect/>
+                    </a:stretch>
+                  </pic:blipFill>
+                  <pic:spPr>
+                    <a:xfrm>
+                      <a:off x="0" y="0"/>
+                      <a:ext cx="5760000" cy="2737366"/>
+                    </a:xfrm>
+                    <a:prstGeom prst="rect"/>
+                  </pic:spPr>
+                </pic:pic>
+              </a:graphicData>
+            </a:graphic>
+          </wp:inline>
+        </w:drawing>
+      </w:r>
+    </w:p>
+    <w:p>
+      <w:pPr>
+        <w:pStyle w:val="Normal"/>
+        <w:ind w:firstLine="709"/>
+        <w:jc w:val="center"/>
+        <w:rPr>
+          <w:lang w:val="ru-RU"/>
+        </w:rPr>
+      </w:pPr>
+      <w:r>
+        <w:rPr>
+          <w:rFonts w:ascii="Times New Roman" w:hAnsi="Times New Roman"/>
+          <w:b w:val="0"/>
+          <w:sz w:val="28"/>
+        </w:rPr>
+        <w:t>Рисунок 17 - Результат теста Common Ports в ShieldsUP</w:t>
+      </w:r>
+    </w:p>
+    <w:p>
+      <w:pPr>
+        <w:pStyle w:val="Normal"/>
+        <w:ind w:firstLine="0"/>
+        <w:jc w:val="center"/>
+        <w:rPr>
+          <w:lang w:val="ru-RU"/>
+        </w:rPr>
+      </w:pPr>
+      <w:r>
+        <w:drawing>
+          <wp:inline xmlns:a="http://schemas.openxmlformats.org/drawingml/2006/main">
+            <wp:extent cx="5760000" cy="2856801"/>
+            <wp:docPr id="18" name="Picture 18"/>
+            <wp:cNvGraphicFramePr>
+              <a:graphicFrameLocks noChangeAspect="1"/>
+            </wp:cNvGraphicFramePr>
+            <a:graphic>
+              <a:graphicData uri="http://schemas.openxmlformats.org/drawingml/2006/picture">
+                <pic:pic>
+                  <pic:nvPicPr>
+                    <pic:cNvPr id="0" name="r18.png"/>
+                    <pic:cNvPicPr/>
+                  </pic:nvPicPr>
+                  <pic:blipFill>
+                    <a:blip r:embed="rId24"/>
+                    <a:stretch>
+                      <a:fillRect/>
+                    </a:stretch>
+                  </pic:blipFill>
+                  <pic:spPr>
+                    <a:xfrm>
+                      <a:off x="0" y="0"/>
+                      <a:ext cx="5760000" cy="2856801"/>
+                    </a:xfrm>
+                    <a:prstGeom prst="rect"/>
+                  </pic:spPr>
+                </pic:pic>
+              </a:graphicData>
+            </a:graphic>
+          </wp:inline>
+        </w:drawing>
+      </w:r>
+    </w:p>
+    <w:p>
+      <w:pPr>
+        <w:pStyle w:val="Normal"/>
+        <w:ind w:firstLine="709"/>
+        <w:jc w:val="center"/>
+        <w:rPr>
+          <w:lang w:val="ru-RU"/>
+        </w:rPr>
+      </w:pPr>
+      <w:r>
+        <w:rPr>
+          <w:rFonts w:ascii="Times New Roman" w:hAnsi="Times New Roman"/>
+          <w:b w:val="0"/>
+          <w:sz w:val="28"/>
+        </w:rPr>
+        <w:t>Рисунок 18 - Результат теста All Service Ports в ShieldsUP</w:t>
+      </w:r>
+    </w:p>
+    <w:p>
+      <w:pPr>
+        <w:pStyle w:val="Normal"/>
         <w:ind w:firstLine="709"/>
         <w:jc w:val="center"/>
         <w:rPr>
@@ -12563,118 +12818,7 @@
           <w:b w:val="0"/>
           <w:sz w:val="28"/>
         </w:rPr>
-        <w:t>Рисунок 16 - Результат теста File Sharing в ShieldsUP</w:t>
-      </w:r>
-    </w:p>
-    <w:p>
-      <w:pPr>
-        <w:pStyle w:val="Normal"/>
-        <w:ind w:firstLine="709"/>
-        <w:jc w:val="center"/>
-        <w:rPr>
-          <w:lang w:val="ru-RU"/>
-        </w:rPr>
-      </w:pPr>
-      <w:r>
-        <w:rPr>
-          <w:rFonts w:ascii="Times New Roman" w:hAnsi="Times New Roman"/>
-          <w:b/>
-          <w:sz w:val="28"/>
-          <w:highlight w:val="yellow"/>
-        </w:rPr>
-        <w:t>[ ВСТАВИТЬ СКРИНШОТ ]</w:t>
-      </w:r>
-    </w:p>
-    <w:p>
-      <w:pPr>
-        <w:pStyle w:val="Normal"/>
-        <w:ind w:firstLine="709"/>
-        <w:jc w:val="center"/>
-        <w:rPr>
-          <w:lang w:val="ru-RU"/>
-        </w:rPr>
-      </w:pPr>
-      <w:r>
-        <w:rPr>
-          <w:rFonts w:ascii="Times New Roman" w:hAnsi="Times New Roman"/>
-          <w:b w:val="0"/>
-          <w:sz w:val="28"/>
-        </w:rPr>
-        <w:t>Рисунок 17 - Результат теста Common Ports в ShieldsUP</w:t>
-      </w:r>
-    </w:p>
-    <w:p>
-      <w:pPr>
-        <w:pStyle w:val="Normal"/>
-        <w:ind w:firstLine="709"/>
-        <w:jc w:val="center"/>
-        <w:rPr>
-          <w:lang w:val="ru-RU"/>
-        </w:rPr>
-      </w:pPr>
-      <w:r>
-        <w:rPr>
-          <w:rFonts w:ascii="Times New Roman" w:hAnsi="Times New Roman"/>
-          <w:b/>
-          <w:sz w:val="28"/>
-          <w:highlight w:val="yellow"/>
-        </w:rPr>
-        <w:t>[ ВСТАВИТЬ СКРИНШОТ ]</w:t>
-      </w:r>
-    </w:p>
-    <w:p>
-      <w:pPr>
-        <w:pStyle w:val="Normal"/>
-        <w:ind w:firstLine="709"/>
-        <w:jc w:val="center"/>
-        <w:rPr>
-          <w:lang w:val="ru-RU"/>
-        </w:rPr>
-      </w:pPr>
-      <w:r>
-        <w:rPr>
-          <w:rFonts w:ascii="Times New Roman" w:hAnsi="Times New Roman"/>
-          <w:b w:val="0"/>
-          <w:sz w:val="28"/>
-        </w:rPr>
-        <w:t>Рисунок 18 - Результат теста All Service Ports в ShieldsUP</w:t>
-      </w:r>
-    </w:p>
-    <w:p>
-      <w:pPr>
-        <w:pStyle w:val="Normal"/>
-        <w:ind w:firstLine="709"/>
-        <w:jc w:val="center"/>
-        <w:rPr>
-          <w:lang w:val="ru-RU"/>
-        </w:rPr>
-      </w:pPr>
-      <w:r>
-        <w:rPr>
-          <w:rFonts w:ascii="Times New Roman" w:hAnsi="Times New Roman"/>
-          <w:b/>
-          <w:sz w:val="28"/>
-          <w:highlight w:val="yellow"/>
-        </w:rPr>
-        <w:t>[ ВСТАВИТЬ СКРИНШОТ ]</w:t>
-      </w:r>
-    </w:p>
-    <w:p>
-      <w:pPr>
-        <w:pStyle w:val="Normal"/>
-        <w:ind w:firstLine="709"/>
-        <w:jc w:val="center"/>
-        <w:rPr>
-          <w:lang w:val="ru-RU"/>
-        </w:rPr>
-      </w:pPr>
-      <w:r>
-        <w:rPr>
-          <w:rFonts w:ascii="Times New Roman" w:hAnsi="Times New Roman"/>
-          <w:b w:val="0"/>
-          <w:sz w:val="28"/>
-        </w:rPr>
-        <w:t>Рисунок 19 - Результат теста Messenger Spam в ShieldsUP</w:t>
+        <w:t>Рисунок 19 - Результат теста Browser Headers в ShieldsUP (тест Messenger Spam в текущей версии сервиса отсутствует)</w:t>
       </w:r>
     </w:p>
     <w:p>
@@ -12978,9 +13122,8 @@
                 <w:rFonts w:ascii="Times New Roman" w:hAnsi="Times New Roman"/>
                 <w:b w:val="0"/>
                 <w:sz w:val="24"/>
-                <w:highlight w:val="yellow"/>
-              </w:rPr>
-              <w:t>Passed (пройден)</w:t>
+              </w:rPr>
+              <w:t>Passed: подключение по NetBIOS не удалось</w:t>
             </w:r>
           </w:p>
         </w:tc>
@@ -13008,7 +13151,6 @@
                 <w:rFonts w:ascii="Times New Roman" w:hAnsi="Times New Roman"/>
                 <w:b w:val="0"/>
                 <w:sz w:val="24"/>
-                <w:highlight w:val="yellow"/>
               </w:rPr>
               <w:t>нет</w:t>
             </w:r>
@@ -13038,7 +13180,6 @@
                 <w:rFonts w:ascii="Times New Roman" w:hAnsi="Times New Roman"/>
                 <w:b w:val="0"/>
                 <w:sz w:val="24"/>
-                <w:highlight w:val="yellow"/>
               </w:rPr>
               <w:t>нет</w:t>
             </w:r>
@@ -13068,9 +13209,8 @@
                 <w:rFonts w:ascii="Times New Roman" w:hAnsi="Times New Roman"/>
                 <w:b w:val="0"/>
                 <w:sz w:val="24"/>
-                <w:highlight w:val="yellow"/>
-              </w:rPr>
-              <w:t>137, 138, 139, 445</w:t>
+              </w:rPr>
+              <w:t>139 (NetBIOS) — FULL STEALTH</w:t>
             </w:r>
           </w:p>
         </w:tc>
@@ -13098,9 +13238,8 @@
                 <w:rFonts w:ascii="Times New Roman" w:hAnsi="Times New Roman"/>
                 <w:b w:val="0"/>
                 <w:sz w:val="24"/>
-                <w:highlight w:val="yellow"/>
-              </w:rPr>
-              <w:t>TruStealth</w:t>
+              </w:rPr>
+              <w:t>Very secure</w:t>
             </w:r>
           </w:p>
         </w:tc>
@@ -13162,9 +13301,8 @@
                 <w:rFonts w:ascii="Times New Roman" w:hAnsi="Times New Roman"/>
                 <w:b w:val="0"/>
                 <w:sz w:val="24"/>
-                <w:highlight w:val="yellow"/>
-              </w:rPr>
-              <w:t>Passed (пройден)</w:t>
+              </w:rPr>
+              <w:t>Passed</w:t>
             </w:r>
           </w:p>
         </w:tc>
@@ -13192,7 +13330,6 @@
                 <w:rFonts w:ascii="Times New Roman" w:hAnsi="Times New Roman"/>
                 <w:b w:val="0"/>
                 <w:sz w:val="24"/>
-                <w:highlight w:val="yellow"/>
               </w:rPr>
               <w:t>нет</w:t>
             </w:r>
@@ -13222,7 +13359,6 @@
                 <w:rFonts w:ascii="Times New Roman" w:hAnsi="Times New Roman"/>
                 <w:b w:val="0"/>
                 <w:sz w:val="24"/>
-                <w:highlight w:val="yellow"/>
               </w:rPr>
               <w:t>нет</w:t>
             </w:r>
@@ -13252,9 +13388,8 @@
                 <w:rFonts w:ascii="Times New Roman" w:hAnsi="Times New Roman"/>
                 <w:b w:val="0"/>
                 <w:sz w:val="24"/>
-                <w:highlight w:val="yellow"/>
-              </w:rPr>
-              <w:t>все 26 проверенных портов (21, 22, 23, 25, 80, 110, 135, 139, 443, 445, 3389 и др.)</w:t>
+              </w:rPr>
+              <w:t>все проверенные порты (0, 21, 22, 23, 25, 79, 80, 110, 113, 119, 135, 139, 143, 389, 443, 445 и др.)</w:t>
             </w:r>
           </w:p>
         </w:tc>
@@ -13282,7 +13417,6 @@
                 <w:rFonts w:ascii="Times New Roman" w:hAnsi="Times New Roman"/>
                 <w:b w:val="0"/>
                 <w:sz w:val="24"/>
-                <w:highlight w:val="yellow"/>
               </w:rPr>
               <w:t>TruStealth</w:t>
             </w:r>
@@ -13346,9 +13480,8 @@
                 <w:rFonts w:ascii="Times New Roman" w:hAnsi="Times New Roman"/>
                 <w:b w:val="0"/>
                 <w:sz w:val="24"/>
-                <w:highlight w:val="yellow"/>
-              </w:rPr>
-              <w:t>Passed (пройден)</w:t>
+              </w:rPr>
+              <w:t>Passed</w:t>
             </w:r>
           </w:p>
         </w:tc>
@@ -13376,7 +13509,6 @@
                 <w:rFonts w:ascii="Times New Roman" w:hAnsi="Times New Roman"/>
                 <w:b w:val="0"/>
                 <w:sz w:val="24"/>
-                <w:highlight w:val="yellow"/>
               </w:rPr>
               <w:t>нет</w:t>
             </w:r>
@@ -13406,7 +13538,6 @@
                 <w:rFonts w:ascii="Times New Roman" w:hAnsi="Times New Roman"/>
                 <w:b w:val="0"/>
                 <w:sz w:val="24"/>
-                <w:highlight w:val="yellow"/>
               </w:rPr>
               <w:t>нет</w:t>
             </w:r>
@@ -13436,9 +13567,8 @@
                 <w:rFonts w:ascii="Times New Roman" w:hAnsi="Times New Roman"/>
                 <w:b w:val="0"/>
                 <w:sz w:val="24"/>
-                <w:highlight w:val="yellow"/>
-              </w:rPr>
-              <w:t>все порты 0–1055</w:t>
+              </w:rPr>
+              <w:t>все 1056 портов (0–1055), время проверки 69,2 с</w:t>
             </w:r>
           </w:p>
         </w:tc>
@@ -13466,7 +13596,6 @@
                 <w:rFonts w:ascii="Times New Roman" w:hAnsi="Times New Roman"/>
                 <w:b w:val="0"/>
                 <w:sz w:val="24"/>
-                <w:highlight w:val="yellow"/>
               </w:rPr>
               <w:t>TruStealth</w:t>
             </w:r>
@@ -13530,9 +13659,8 @@
                 <w:rFonts w:ascii="Times New Roman" w:hAnsi="Times New Roman"/>
                 <w:b w:val="0"/>
                 <w:sz w:val="24"/>
-                <w:highlight w:val="yellow"/>
-              </w:rPr>
-              <w:t>Passed (пройден)</w:t>
+              </w:rPr>
+              <w:t>Тест недоступен в текущей версии сервиса</w:t>
             </w:r>
           </w:p>
         </w:tc>
@@ -13560,7 +13688,6 @@
                 <w:rFonts w:ascii="Times New Roman" w:hAnsi="Times New Roman"/>
                 <w:b w:val="0"/>
                 <w:sz w:val="24"/>
-                <w:highlight w:val="yellow"/>
               </w:rPr>
               <w:t>—</w:t>
             </w:r>
@@ -13590,7 +13717,6 @@
                 <w:rFonts w:ascii="Times New Roman" w:hAnsi="Times New Roman"/>
                 <w:b w:val="0"/>
                 <w:sz w:val="24"/>
-                <w:highlight w:val="yellow"/>
               </w:rPr>
               <w:t>—</w:t>
             </w:r>
@@ -13620,7 +13746,6 @@
                 <w:rFonts w:ascii="Times New Roman" w:hAnsi="Times New Roman"/>
                 <w:b w:val="0"/>
                 <w:sz w:val="24"/>
-                <w:highlight w:val="yellow"/>
               </w:rPr>
               <w:t>—</w:t>
             </w:r>
@@ -13650,9 +13775,8 @@
                 <w:rFonts w:ascii="Times New Roman" w:hAnsi="Times New Roman"/>
                 <w:b w:val="0"/>
                 <w:sz w:val="24"/>
-                <w:highlight w:val="yellow"/>
-              </w:rPr>
-              <w:t>Сообщение не доставлено</w:t>
+              </w:rPr>
+              <w:t>—</w:t>
             </w:r>
           </w:p>
         </w:tc>
@@ -13674,6 +13798,24 @@
           <w:sz w:val="28"/>
         </w:rPr>
         <w:t>Вывод: все проверенные порты находятся в состоянии Stealth — компьютер не отвечает на запросы извне, открытых и даже закрытых (отвечающих) портов нет. Это означает, что маршрутизатор с NAT и встроенный фаервол Windows настроены достаточно: компьютер не виден для сканеров, общий доступ к файлам (порты 137–139, 445) из Интернета недоступен. Если бы какой-либо порт оказался Open, его нужно было бы закрыть в настройках роутера (отключить проброс портов и UPnP) или фаервола.</w:t>
+      </w:r>
+    </w:p>
+    <w:p>
+      <w:pPr>
+        <w:pStyle w:val="Normal"/>
+        <w:ind w:firstLine="709"/>
+        <w:jc w:val="both"/>
+        <w:rPr>
+          <w:lang w:val="ru-RU"/>
+        </w:rPr>
+      </w:pPr>
+      <w:r>
+        <w:rPr>
+          <w:rFonts w:ascii="Times New Roman" w:hAnsi="Times New Roman"/>
+          <w:b w:val="0"/>
+          <w:sz w:val="28"/>
+        </w:rPr>
+        <w:t>Тест Messenger Spam в текущей версии ShieldsUP не предлагается: служба Windows Messenger (net send), через которую рассылался спам, удалена из Windows начиная с Vista, поэтому вместо него выполнен тест Browser Headers — он показывает, какие сведения (браузер, ОС, язык, IP-адрес) браузер передаёт любому посещаемому сайту.</w:t>
       </w:r>
     </w:p>
     <w:p>

--- a/ЛР5_Аудит_безопасности/ЛР5_Паневина.docx
+++ b/ЛР5_Аудит_безопасности/ЛР5_Паневина.docx
@@ -12787,20 +12787,45 @@
     <w:p>
       <w:pPr>
         <w:pStyle w:val="Normal"/>
-        <w:ind w:firstLine="709"/>
+        <w:ind w:firstLine="0"/>
         <w:jc w:val="center"/>
         <w:rPr>
           <w:lang w:val="ru-RU"/>
         </w:rPr>
       </w:pPr>
       <w:r>
-        <w:rPr>
-          <w:rFonts w:ascii="Times New Roman" w:hAnsi="Times New Roman"/>
-          <w:b/>
-          <w:sz w:val="28"/>
-          <w:highlight w:val="yellow"/>
-        </w:rPr>
-        <w:t>[ ВСТАВИТЬ СКРИНШОТ ]</w:t>
+        <w:drawing>
+          <wp:inline xmlns:a="http://schemas.openxmlformats.org/drawingml/2006/main">
+            <wp:extent cx="5760000" cy="2813487"/>
+            <wp:docPr id="19" name="Picture 19"/>
+            <wp:cNvGraphicFramePr>
+              <a:graphicFrameLocks noChangeAspect="1"/>
+            </wp:cNvGraphicFramePr>
+            <a:graphic>
+              <a:graphicData uri="http://schemas.openxmlformats.org/drawingml/2006/picture">
+                <pic:pic>
+                  <pic:nvPicPr>
+                    <pic:cNvPr id="0" name="r19.png"/>
+                    <pic:cNvPicPr/>
+                  </pic:nvPicPr>
+                  <pic:blipFill>
+                    <a:blip r:embed="rId25"/>
+                    <a:stretch>
+                      <a:fillRect/>
+                    </a:stretch>
+                  </pic:blipFill>
+                  <pic:spPr>
+                    <a:xfrm>
+                      <a:off x="0" y="0"/>
+                      <a:ext cx="5760000" cy="2813487"/>
+                    </a:xfrm>
+                    <a:prstGeom prst="rect"/>
+                  </pic:spPr>
+                </pic:pic>
+              </a:graphicData>
+            </a:graphic>
+          </wp:inline>
+        </w:drawing>
       </w:r>
     </w:p>
     <w:p>
@@ -13815,7 +13840,7 @@
           <w:b w:val="0"/>
           <w:sz w:val="28"/>
         </w:rPr>
-        <w:t>Тест Messenger Spam в текущей версии ShieldsUP не предлагается: служба Windows Messenger (net send), через которую рассылался спам, удалена из Windows начиная с Vista, поэтому вместо него выполнен тест Browser Headers — он показывает, какие сведения (браузер, ОС, язык, IP-адрес) браузер передаёт любому посещаемому сайту.</w:t>
+        <w:t>Тест Messenger Spam в текущей версии ShieldsUP не предлагается: служба Windows Messenger (net send), через которую рассылался спам, удалена из Windows начиная с Vista, поэтому вместо него выполнен тест Browser Headers — он показывает, какие сведения браузер передаёт любому посещаемому сайту. По результату теста браузер сообщает серверу: тип и версию браузера (Яндекс Браузер 26.8 на движке Chromium 150), операционную систему (Windows 10, 64-bit), предпочитаемый язык (ru), адрес страницы-источника (Referer) и cookie сайта. Этих данных достаточно для «отпечатка» браузера и отслеживания пользователя, поэтому стоит ограничивать сторонние cookie и своевременно обновлять браузер.</w:t>
       </w:r>
     </w:p>
     <w:p>
@@ -14193,20 +14218,45 @@
     <w:p>
       <w:pPr>
         <w:pStyle w:val="Normal"/>
-        <w:ind w:firstLine="709"/>
+        <w:ind w:firstLine="0"/>
         <w:jc w:val="center"/>
         <w:rPr>
           <w:lang w:val="ru-RU"/>
         </w:rPr>
       </w:pPr>
       <w:r>
-        <w:rPr>
-          <w:rFonts w:ascii="Times New Roman" w:hAnsi="Times New Roman"/>
-          <w:b/>
-          <w:sz w:val="28"/>
-          <w:highlight w:val="yellow"/>
-        </w:rPr>
-        <w:t>[ ВСТАВИТЬ СКРИНШОТ ]</w:t>
+        <w:drawing>
+          <wp:inline xmlns:a="http://schemas.openxmlformats.org/drawingml/2006/main">
+            <wp:extent cx="5760000" cy="3062510"/>
+            <wp:docPr id="20" name="Picture 20"/>
+            <wp:cNvGraphicFramePr>
+              <a:graphicFrameLocks noChangeAspect="1"/>
+            </wp:cNvGraphicFramePr>
+            <a:graphic>
+              <a:graphicData uri="http://schemas.openxmlformats.org/drawingml/2006/picture">
+                <pic:pic>
+                  <pic:nvPicPr>
+                    <pic:cNvPr id="0" name="r20.png"/>
+                    <pic:cNvPicPr/>
+                  </pic:nvPicPr>
+                  <pic:blipFill>
+                    <a:blip r:embed="rId26"/>
+                    <a:stretch>
+                      <a:fillRect/>
+                    </a:stretch>
+                  </pic:blipFill>
+                  <pic:spPr>
+                    <a:xfrm>
+                      <a:off x="0" y="0"/>
+                      <a:ext cx="5760000" cy="3062510"/>
+                    </a:xfrm>
+                    <a:prstGeom prst="rect"/>
+                  </pic:spPr>
+                </pic:pic>
+              </a:graphicData>
+            </a:graphic>
+          </wp:inline>
+        </w:drawing>
       </w:r>
     </w:p>
     <w:p>
@@ -14230,20 +14280,45 @@
     <w:p>
       <w:pPr>
         <w:pStyle w:val="Normal"/>
-        <w:ind w:firstLine="709"/>
+        <w:ind w:firstLine="0"/>
         <w:jc w:val="center"/>
         <w:rPr>
           <w:lang w:val="ru-RU"/>
         </w:rPr>
       </w:pPr>
       <w:r>
-        <w:rPr>
-          <w:rFonts w:ascii="Times New Roman" w:hAnsi="Times New Roman"/>
-          <w:b/>
-          <w:sz w:val="28"/>
-          <w:highlight w:val="yellow"/>
-        </w:rPr>
-        <w:t>[ ВСТАВИТЬ СКРИНШОТ ]</w:t>
+        <w:drawing>
+          <wp:inline xmlns:a="http://schemas.openxmlformats.org/drawingml/2006/main">
+            <wp:extent cx="5760000" cy="3627149"/>
+            <wp:docPr id="21" name="Picture 21"/>
+            <wp:cNvGraphicFramePr>
+              <a:graphicFrameLocks noChangeAspect="1"/>
+            </wp:cNvGraphicFramePr>
+            <a:graphic>
+              <a:graphicData uri="http://schemas.openxmlformats.org/drawingml/2006/picture">
+                <pic:pic>
+                  <pic:nvPicPr>
+                    <pic:cNvPr id="0" name="r21.png"/>
+                    <pic:cNvPicPr/>
+                  </pic:nvPicPr>
+                  <pic:blipFill>
+                    <a:blip r:embed="rId27"/>
+                    <a:stretch>
+                      <a:fillRect/>
+                    </a:stretch>
+                  </pic:blipFill>
+                  <pic:spPr>
+                    <a:xfrm>
+                      <a:off x="0" y="0"/>
+                      <a:ext cx="5760000" cy="3627149"/>
+                    </a:xfrm>
+                    <a:prstGeom prst="rect"/>
+                  </pic:spPr>
+                </pic:pic>
+              </a:graphicData>
+            </a:graphic>
+          </wp:inline>
+        </w:drawing>
       </w:r>
     </w:p>
     <w:p>
@@ -14267,20 +14342,45 @@
     <w:p>
       <w:pPr>
         <w:pStyle w:val="Normal"/>
-        <w:ind w:firstLine="709"/>
+        <w:ind w:firstLine="0"/>
         <w:jc w:val="center"/>
         <w:rPr>
           <w:lang w:val="ru-RU"/>
         </w:rPr>
       </w:pPr>
       <w:r>
-        <w:rPr>
-          <w:rFonts w:ascii="Times New Roman" w:hAnsi="Times New Roman"/>
-          <w:b/>
-          <w:sz w:val="28"/>
-          <w:highlight w:val="yellow"/>
-        </w:rPr>
-        <w:t>[ ВСТАВИТЬ СКРИНШОТ ]</w:t>
+        <w:drawing>
+          <wp:inline xmlns:a="http://schemas.openxmlformats.org/drawingml/2006/main">
+            <wp:extent cx="5760000" cy="2988582"/>
+            <wp:docPr id="22" name="Picture 22"/>
+            <wp:cNvGraphicFramePr>
+              <a:graphicFrameLocks noChangeAspect="1"/>
+            </wp:cNvGraphicFramePr>
+            <a:graphic>
+              <a:graphicData uri="http://schemas.openxmlformats.org/drawingml/2006/picture">
+                <pic:pic>
+                  <pic:nvPicPr>
+                    <pic:cNvPr id="0" name="r22.png"/>
+                    <pic:cNvPicPr/>
+                  </pic:nvPicPr>
+                  <pic:blipFill>
+                    <a:blip r:embed="rId28"/>
+                    <a:stretch>
+                      <a:fillRect/>
+                    </a:stretch>
+                  </pic:blipFill>
+                  <pic:spPr>
+                    <a:xfrm>
+                      <a:off x="0" y="0"/>
+                      <a:ext cx="5760000" cy="2988582"/>
+                    </a:xfrm>
+                    <a:prstGeom prst="rect"/>
+                  </pic:spPr>
+                </pic:pic>
+              </a:graphicData>
+            </a:graphic>
+          </wp:inline>
+        </w:drawing>
       </w:r>
     </w:p>
     <w:p>
@@ -14588,7 +14688,7 @@
                 <w:b w:val="0"/>
                 <w:sz w:val="24"/>
               </w:rPr>
-              <w:t>77.88.44.55 (A-запись yandex.ru): сеть 77.88.44.0/24 (netname YANDEX-77-88-44-0, «Yandex enterprise network»), статус ASSIGNED PA, страна RU, Москва</w:t>
+              <w:t>77.88.44.55 (A-запись yandex.ru): сеть 77.88.44.0/24 (netname YANDEX-77-88-44-0, «Yandex enterprise network»), статус ASSIGNED PA, страна RU; блок выделен RIPE NCC 15.03.2007 (ALLOCATED)</w:t>
             </w:r>
           </w:p>
         </w:tc>
@@ -14711,7 +14811,7 @@
                 <w:b w:val="0"/>
                 <w:sz w:val="24"/>
               </w:rPr>
-              <w:t>Префикс 77.88.44.0/24 (входит в 77.88.0.0/18) анонсируется с 10.09.2008, виден 324 из 325 пиров RIPE RIS (~99,7 %)</w:t>
+              <w:t>Префикс 77.88.44.0/24 впервые замечен 10.09.2008, виден 99,7 % из 325 IPv4-пиров RIPE RIS; анонсируется AS13238 (YANDEX) и AS208398 (TELETECH, Белград), оба анонса RPKI-валидны</w:t>
             </w:r>
           </w:p>
         </w:tc>
@@ -14740,7 +14840,7 @@
                 <w:b w:val="0"/>
                 <w:sz w:val="24"/>
               </w:rPr>
-              <w:t>Маршрут стабилен и виден практически всем, проблем с маршрутизацией нет</w:t>
+              <w:t>Маршрут стабилен и виден практически всем; RPKI подтверждает, что анонсы легитимны, а не перехват (hijack)</w:t>
             </w:r>
           </w:p>
         </w:tc>
@@ -14834,7 +14934,7 @@
                 <w:b w:val="0"/>
                 <w:sz w:val="24"/>
               </w:rPr>
-              <w:t>AS13238 «YANDEX LLC», анонсирует 46 префиксов (30 IPv4 и 16 IPv6), 22 соседние AS</w:t>
+              <w:t>AS13238 «YANDEX»: 29 IPv4-префиксов (192 768 адресов) и 16 IPv6-префиксов, 22 BGP-соседа; видна 64,9 % из 325 IPv4- и 76,6 % из 316 IPv6-пиров; работает с 18.08.2000</w:t>
             </w:r>
           </w:p>
         </w:tc>
@@ -14863,7 +14963,7 @@
                 <w:b w:val="0"/>
                 <w:sz w:val="24"/>
               </w:rPr>
-              <w:t>Крупная автономная система с собственными сетями IPv4 и IPv6</w:t>
+              <w:t>Крупная автономная система; неполная видимость объясняется региональными префиксами, анонсируемыми не всем пирам</w:t>
             </w:r>
           </w:p>
         </w:tc>
@@ -15079,9 +15179,8 @@
                 <w:rFonts w:ascii="Times New Roman" w:hAnsi="Times New Roman"/>
                 <w:b w:val="0"/>
                 <w:sz w:val="24"/>
-                <w:highlight w:val="yellow"/>
-              </w:rPr>
-              <w:t>___ из ___ серверов ответили, время отклика ___ мс</w:t>
+              </w:rPr>
+              <w:t>Все опрошенные серверы (США, Канада, Россия, ЮАР, Нидерланды, Франция и др.) вернули ответ — на карте только «Resolved», ни одного «Not Resolved»</w:t>
             </w:r>
           </w:p>
         </w:tc>
@@ -15399,20 +15498,45 @@
     <w:p>
       <w:pPr>
         <w:pStyle w:val="Normal"/>
-        <w:ind w:firstLine="709"/>
+        <w:ind w:firstLine="0"/>
         <w:jc w:val="center"/>
         <w:rPr>
           <w:lang w:val="ru-RU"/>
         </w:rPr>
       </w:pPr>
       <w:r>
-        <w:rPr>
-          <w:rFonts w:ascii="Times New Roman" w:hAnsi="Times New Roman"/>
-          <w:b/>
-          <w:sz w:val="28"/>
-          <w:highlight w:val="yellow"/>
-        </w:rPr>
-        <w:t>[ ВСТАВИТЬ СКРИНШОТ ]</w:t>
+        <w:drawing>
+          <wp:inline xmlns:a="http://schemas.openxmlformats.org/drawingml/2006/main">
+            <wp:extent cx="5760000" cy="2986960"/>
+            <wp:docPr id="23" name="Picture 23"/>
+            <wp:cNvGraphicFramePr>
+              <a:graphicFrameLocks noChangeAspect="1"/>
+            </wp:cNvGraphicFramePr>
+            <a:graphic>
+              <a:graphicData uri="http://schemas.openxmlformats.org/drawingml/2006/picture">
+                <pic:pic>
+                  <pic:nvPicPr>
+                    <pic:cNvPr id="0" name="r23.png"/>
+                    <pic:cNvPicPr/>
+                  </pic:nvPicPr>
+                  <pic:blipFill>
+                    <a:blip r:embed="rId29"/>
+                    <a:stretch>
+                      <a:fillRect/>
+                    </a:stretch>
+                  </pic:blipFill>
+                  <pic:spPr>
+                    <a:xfrm>
+                      <a:off x="0" y="0"/>
+                      <a:ext cx="5760000" cy="2986960"/>
+                    </a:xfrm>
+                    <a:prstGeom prst="rect"/>
+                  </pic:spPr>
+                </pic:pic>
+              </a:graphicData>
+            </a:graphic>
+          </wp:inline>
+        </w:drawing>
       </w:r>
     </w:p>
     <w:p>
@@ -15743,9 +15867,8 @@
                 <w:rFonts w:ascii="Times New Roman" w:hAnsi="Times New Roman"/>
                 <w:b w:val="0"/>
                 <w:sz w:val="24"/>
-                <w:highlight w:val="yellow"/>
-              </w:rPr>
-              <w:t>___</w:t>
+              </w:rPr>
+              <w:t>2</w:t>
             </w:r>
           </w:p>
         </w:tc>

--- a/ЛР5_Аудит_безопасности/ЛР5_Паневина.docx
+++ b/ЛР5_Аудит_безопасности/ЛР5_Паневина.docx
@@ -15560,20 +15560,45 @@
     <w:p>
       <w:pPr>
         <w:pStyle w:val="Normal"/>
-        <w:ind w:firstLine="709"/>
+        <w:ind w:firstLine="0"/>
         <w:jc w:val="center"/>
         <w:rPr>
           <w:lang w:val="ru-RU"/>
         </w:rPr>
       </w:pPr>
       <w:r>
-        <w:rPr>
-          <w:rFonts w:ascii="Times New Roman" w:hAnsi="Times New Roman"/>
-          <w:b/>
-          <w:sz w:val="28"/>
-          <w:highlight w:val="yellow"/>
-        </w:rPr>
-        <w:t>[ ВСТАВИТЬ СКРИНШОТ ]</w:t>
+        <w:drawing>
+          <wp:inline xmlns:a="http://schemas.openxmlformats.org/drawingml/2006/main">
+            <wp:extent cx="5760000" cy="4321135"/>
+            <wp:docPr id="24" name="Picture 24"/>
+            <wp:cNvGraphicFramePr>
+              <a:graphicFrameLocks noChangeAspect="1"/>
+            </wp:cNvGraphicFramePr>
+            <a:graphic>
+              <a:graphicData uri="http://schemas.openxmlformats.org/drawingml/2006/picture">
+                <pic:pic>
+                  <pic:nvPicPr>
+                    <pic:cNvPr id="0" name="r24.png"/>
+                    <pic:cNvPicPr/>
+                  </pic:nvPicPr>
+                  <pic:blipFill>
+                    <a:blip r:embed="rId30"/>
+                    <a:stretch>
+                      <a:fillRect/>
+                    </a:stretch>
+                  </pic:blipFill>
+                  <pic:spPr>
+                    <a:xfrm>
+                      <a:off x="0" y="0"/>
+                      <a:ext cx="5760000" cy="4321135"/>
+                    </a:xfrm>
+                    <a:prstGeom prst="rect"/>
+                  </pic:spPr>
+                </pic:pic>
+              </a:graphicData>
+            </a:graphic>
+          </wp:inline>
+        </w:drawing>
       </w:r>
     </w:p>
     <w:p>
@@ -15591,7 +15616,7 @@
           <w:b w:val="0"/>
           <w:sz w:val="28"/>
         </w:rPr>
-        <w:t>Рисунок 24 - Проверка пароля в разделе Pwned Passwords</w:t>
+        <w:t>Рисунок 24 - Проверка пароля «123456» в разделе Pwned Passwords</w:t>
       </w:r>
     </w:p>
     <w:p>
@@ -16115,6 +16140,24 @@
         </w:tc>
       </w:tr>
     </w:tbl>
+    <w:p>
+      <w:pPr>
+        <w:pStyle w:val="Normal"/>
+        <w:ind w:firstLine="709"/>
+        <w:jc w:val="both"/>
+        <w:rPr>
+          <w:lang w:val="ru-RU"/>
+        </w:rPr>
+      </w:pPr>
+      <w:r>
+        <w:rPr>
+          <w:rFonts w:ascii="Times New Roman" w:hAnsi="Times New Roman"/>
+          <w:b w:val="0"/>
+          <w:sz w:val="28"/>
+        </w:rPr>
+        <w:t>Проверка простого пароля «123456» в разделе Pwned Passwords (рисунок 24) показала, что он встречался в утечках 210 461 208 раз. Такие пароли первыми перебираются при атаках credential stuffing (подстановка утёкших пар «логин–пароль» на других сайтах), поэтому их использование недопустимо. Сам пароль на сервер не передаётся: HIBP применяет модель k-анонимности — отправляются только первые 5 символов SHA-1-хеша пароля.</w:t>
+      </w:r>
+    </w:p>
     <w:p>
       <w:pPr>
         <w:pStyle w:val="Normal"/>

--- a/ЛР5_Аудит_безопасности/ЛР5_Паневина.docx
+++ b/ЛР5_Аудит_безопасности/ЛР5_Паневина.docx
@@ -16712,20 +16712,45 @@
     <w:p>
       <w:pPr>
         <w:pStyle w:val="Normal"/>
-        <w:ind w:firstLine="709"/>
+        <w:ind w:firstLine="0"/>
         <w:jc w:val="center"/>
         <w:rPr>
           <w:lang w:val="ru-RU"/>
         </w:rPr>
       </w:pPr>
       <w:r>
-        <w:rPr>
-          <w:rFonts w:ascii="Times New Roman" w:hAnsi="Times New Roman"/>
-          <w:b/>
-          <w:sz w:val="28"/>
-          <w:highlight w:val="yellow"/>
-        </w:rPr>
-        <w:t>[ ВСТАВИТЬ СКРИНШОТ ]</w:t>
+        <w:drawing>
+          <wp:inline xmlns:a="http://schemas.openxmlformats.org/drawingml/2006/main">
+            <wp:extent cx="2520000" cy="3817426"/>
+            <wp:docPr id="25" name="Picture 25"/>
+            <wp:cNvGraphicFramePr>
+              <a:graphicFrameLocks noChangeAspect="1"/>
+            </wp:cNvGraphicFramePr>
+            <a:graphic>
+              <a:graphicData uri="http://schemas.openxmlformats.org/drawingml/2006/picture">
+                <pic:pic>
+                  <pic:nvPicPr>
+                    <pic:cNvPr id="0" name="r25.png"/>
+                    <pic:cNvPicPr/>
+                  </pic:nvPicPr>
+                  <pic:blipFill>
+                    <a:blip r:embed="rId31"/>
+                    <a:stretch>
+                      <a:fillRect/>
+                    </a:stretch>
+                  </pic:blipFill>
+                  <pic:spPr>
+                    <a:xfrm>
+                      <a:off x="0" y="0"/>
+                      <a:ext cx="2520000" cy="3817426"/>
+                    </a:xfrm>
+                    <a:prstGeom prst="rect"/>
+                  </pic:spPr>
+                </pic:pic>
+              </a:graphicData>
+            </a:graphic>
+          </wp:inline>
+        </w:drawing>
       </w:r>
     </w:p>
     <w:p>
@@ -16749,20 +16774,45 @@
     <w:p>
       <w:pPr>
         <w:pStyle w:val="Normal"/>
-        <w:ind w:firstLine="709"/>
+        <w:ind w:firstLine="0"/>
         <w:jc w:val="center"/>
         <w:rPr>
           <w:lang w:val="ru-RU"/>
         </w:rPr>
       </w:pPr>
       <w:r>
-        <w:rPr>
-          <w:rFonts w:ascii="Times New Roman" w:hAnsi="Times New Roman"/>
-          <w:b/>
-          <w:sz w:val="28"/>
-          <w:highlight w:val="yellow"/>
-        </w:rPr>
-        <w:t>[ ВСТАВИТЬ СКРИНШОТ ]</w:t>
+        <w:drawing>
+          <wp:inline xmlns:a="http://schemas.openxmlformats.org/drawingml/2006/main">
+            <wp:extent cx="5760000" cy="3202471"/>
+            <wp:docPr id="26" name="Picture 26"/>
+            <wp:cNvGraphicFramePr>
+              <a:graphicFrameLocks noChangeAspect="1"/>
+            </wp:cNvGraphicFramePr>
+            <a:graphic>
+              <a:graphicData uri="http://schemas.openxmlformats.org/drawingml/2006/picture">
+                <pic:pic>
+                  <pic:nvPicPr>
+                    <pic:cNvPr id="0" name="r26.png"/>
+                    <pic:cNvPicPr/>
+                  </pic:nvPicPr>
+                  <pic:blipFill>
+                    <a:blip r:embed="rId32"/>
+                    <a:stretch>
+                      <a:fillRect/>
+                    </a:stretch>
+                  </pic:blipFill>
+                  <pic:spPr>
+                    <a:xfrm>
+                      <a:off x="0" y="0"/>
+                      <a:ext cx="5760000" cy="3202471"/>
+                    </a:xfrm>
+                    <a:prstGeom prst="rect"/>
+                  </pic:spPr>
+                </pic:pic>
+              </a:graphicData>
+            </a:graphic>
+          </wp:inline>
+        </w:drawing>
       </w:r>
     </w:p>
     <w:p>

--- a/ЛР5_Аудит_безопасности/ЛР5_Паневина.docx
+++ b/ЛР5_Аудит_безопасности/ЛР5_Паневина.docx
@@ -15862,9 +15862,8 @@
                 <w:rFonts w:ascii="Times New Roman" w:hAnsi="Times New Roman"/>
                 <w:b w:val="0"/>
                 <w:sz w:val="24"/>
-                <w:highlight w:val="yellow"/>
-              </w:rPr>
-              <w:t>____@____</w:t>
+              </w:rPr>
+              <w:t>panevina_05@mail.ru</w:t>
             </w:r>
           </w:p>
         </w:tc>
@@ -15921,9 +15920,10 @@
                 <w:rFonts w:ascii="Times New Roman" w:hAnsi="Times New Roman"/>
                 <w:b w:val="0"/>
                 <w:sz w:val="24"/>
-                <w:highlight w:val="yellow"/>
-              </w:rPr>
-              <w:t>_____________</w:t>
+              </w:rPr>
+              <w:t>1) СДЭК (служба доставки), 2022 г.;</w:t>
+              <w:br/>
+              <w:t>2) Инвитро (медицинская лаборатория), 2025 г.</w:t>
             </w:r>
           </w:p>
         </w:tc>
@@ -15951,161 +15951,10 @@
                 <w:rFonts w:ascii="Times New Roman" w:hAnsi="Times New Roman"/>
                 <w:b w:val="0"/>
                 <w:sz w:val="24"/>
-                <w:highlight w:val="yellow"/>
-              </w:rPr>
-              <w:t>_____________</w:t>
-            </w:r>
-          </w:p>
-        </w:tc>
-        <w:tc>
-          <w:tcPr>
-            <w:tcW w:w="1945" w:type="dxa"/>
-            <w:tcBorders/>
-          </w:tcPr>
-          <w:p>
-            <w:pPr>
-              <w:pStyle w:val="Normal"/>
-              <w:widowControl/>
-              <w:suppressAutoHyphens w:val="true"/>
-              <w:spacing w:lineRule="auto" w:line="240" w:before="0" w:after="0"/>
-              <w:jc w:val="start"/>
-              <w:rPr>
-                <w:rFonts w:eastAsia="ＭＳ 明朝" w:cs=""/>
-                <w:kern w:val="0"/>
-                <w:szCs w:val="22"/>
-                <w:lang w:val="en-US" w:eastAsia="en-US" w:bidi="ar-SA"/>
-              </w:rPr>
-            </w:pPr>
-            <w:r>
-              <w:rPr>
-                <w:rFonts w:ascii="Times New Roman" w:hAnsi="Times New Roman"/>
-                <w:b w:val="0"/>
-                <w:sz w:val="24"/>
-              </w:rPr>
-              <w:t>Сменить пароль на этом и всех сервисах, где он повторялся; включить двухфакторную аутентификацию; использовать менеджер паролей</w:t>
-            </w:r>
-          </w:p>
-        </w:tc>
-      </w:tr>
-      <w:tr>
-        <w:trPr/>
-        <w:tc>
-          <w:tcPr>
-            <w:tcW w:w="1945" w:type="dxa"/>
-            <w:tcBorders/>
-          </w:tcPr>
-          <w:p>
-            <w:pPr>
-              <w:pStyle w:val="Normal"/>
-              <w:widowControl/>
-              <w:suppressAutoHyphens w:val="true"/>
-              <w:spacing w:lineRule="auto" w:line="240" w:before="0" w:after="0"/>
-              <w:jc w:val="start"/>
-              <w:rPr>
-                <w:rFonts w:eastAsia="ＭＳ 明朝" w:cs=""/>
-                <w:kern w:val="0"/>
-                <w:szCs w:val="22"/>
-                <w:lang w:val="en-US" w:eastAsia="en-US" w:bidi="ar-SA"/>
-              </w:rPr>
-            </w:pPr>
-            <w:r>
-              <w:rPr>
-                <w:rFonts w:ascii="Times New Roman" w:hAnsi="Times New Roman"/>
-                <w:b w:val="0"/>
-                <w:sz w:val="24"/>
-                <w:highlight w:val="yellow"/>
-              </w:rPr>
-              <w:t>____@____</w:t>
-            </w:r>
-          </w:p>
-        </w:tc>
-        <w:tc>
-          <w:tcPr>
-            <w:tcW w:w="1944" w:type="dxa"/>
-            <w:tcBorders/>
-          </w:tcPr>
-          <w:p>
-            <w:pPr>
-              <w:pStyle w:val="Normal"/>
-              <w:widowControl/>
-              <w:suppressAutoHyphens w:val="true"/>
-              <w:spacing w:lineRule="auto" w:line="240" w:before="0" w:after="0"/>
-              <w:jc w:val="start"/>
-              <w:rPr>
-                <w:rFonts w:eastAsia="ＭＳ 明朝" w:cs=""/>
-                <w:kern w:val="0"/>
-                <w:szCs w:val="22"/>
-                <w:lang w:val="en-US" w:eastAsia="en-US" w:bidi="ar-SA"/>
-              </w:rPr>
-            </w:pPr>
-            <w:r>
-              <w:rPr>
-                <w:rFonts w:ascii="Times New Roman" w:hAnsi="Times New Roman"/>
-                <w:b w:val="0"/>
-                <w:sz w:val="24"/>
-                <w:highlight w:val="yellow"/>
-              </w:rPr>
-              <w:t>___</w:t>
-            </w:r>
-          </w:p>
-        </w:tc>
-        <w:tc>
-          <w:tcPr>
-            <w:tcW w:w="1947" w:type="dxa"/>
-            <w:tcBorders/>
-          </w:tcPr>
-          <w:p>
-            <w:pPr>
-              <w:pStyle w:val="Normal"/>
-              <w:widowControl/>
-              <w:suppressAutoHyphens w:val="true"/>
-              <w:spacing w:lineRule="auto" w:line="240" w:before="0" w:after="0"/>
-              <w:jc w:val="start"/>
-              <w:rPr>
-                <w:rFonts w:eastAsia="ＭＳ 明朝" w:cs=""/>
-                <w:kern w:val="0"/>
-                <w:szCs w:val="22"/>
-                <w:lang w:val="en-US" w:eastAsia="en-US" w:bidi="ar-SA"/>
-              </w:rPr>
-            </w:pPr>
-            <w:r>
-              <w:rPr>
-                <w:rFonts w:ascii="Times New Roman" w:hAnsi="Times New Roman"/>
-                <w:b w:val="0"/>
-                <w:sz w:val="24"/>
-                <w:highlight w:val="yellow"/>
-              </w:rPr>
-              <w:t>_____________</w:t>
-            </w:r>
-          </w:p>
-        </w:tc>
-        <w:tc>
-          <w:tcPr>
-            <w:tcW w:w="2758" w:type="dxa"/>
-            <w:tcBorders/>
-          </w:tcPr>
-          <w:p>
-            <w:pPr>
-              <w:pStyle w:val="Normal"/>
-              <w:widowControl/>
-              <w:suppressAutoHyphens w:val="true"/>
-              <w:spacing w:lineRule="auto" w:line="240" w:before="0" w:after="0"/>
-              <w:jc w:val="start"/>
-              <w:rPr>
-                <w:rFonts w:eastAsia="ＭＳ 明朝" w:cs=""/>
-                <w:kern w:val="0"/>
-                <w:szCs w:val="22"/>
-                <w:lang w:val="en-US" w:eastAsia="en-US" w:bidi="ar-SA"/>
-              </w:rPr>
-            </w:pPr>
-            <w:r>
-              <w:rPr>
-                <w:rFonts w:ascii="Times New Roman" w:hAnsi="Times New Roman"/>
-                <w:b w:val="0"/>
-                <w:sz w:val="24"/>
-                <w:highlight w:val="yellow"/>
-              </w:rPr>
-              <w:t>_____________</w:t>
+              </w:rPr>
+              <w:t>СДЭК: email-адреса, номера телефонов, ФИО, адреса доставки.</w:t>
+              <w:br/>
+              <w:t>Инвитро: email-адреса, номера телефонов, ФИО, даты рождения</w:t>
             </w:r>
           </w:p>
         </w:tc>
